--- a/myAnalyses/0.StateOfHealth/Data Bullets.docx
+++ b/myAnalyses/0.StateOfHealth/Data Bullets.docx
@@ -5,33 +5,809 @@
     <w:p>
       <w:pPr>
         <w:pStyle w:val="ListParagraph"/>
+        <w:ind w:left="1440"/>
+        <w:rPr>
+          <w:rFonts w:asciiTheme="majorHAnsi" w:hAnsiTheme="majorHAnsi" w:cstheme="majorHAnsi"/>
+        </w:rPr>
+      </w:pPr>
+    </w:p>
+    <w:p>
+      <w:pPr>
+        <w:pStyle w:val="ListParagraph"/>
         <w:numPr>
           <w:ilvl w:val="0"/>
           <w:numId w:val="1"/>
         </w:numPr>
-      </w:pPr>
-      <w:r>
+        <w:rPr>
+          <w:rFonts w:asciiTheme="majorHAnsi" w:hAnsiTheme="majorHAnsi" w:cstheme="majorHAnsi"/>
+          <w:b/>
+        </w:rPr>
+      </w:pPr>
+      <w:r>
+        <w:rPr>
+          <w:rFonts w:asciiTheme="majorHAnsi" w:hAnsiTheme="majorHAnsi" w:cstheme="majorHAnsi"/>
+          <w:b/>
+        </w:rPr>
+        <w:t>Reference/Links</w:t>
+      </w:r>
+    </w:p>
+    <w:p>
+      <w:pPr>
+        <w:pStyle w:val="ListParagraph"/>
+        <w:numPr>
+          <w:ilvl w:val="1"/>
+          <w:numId w:val="1"/>
+        </w:numPr>
+        <w:rPr>
+          <w:rFonts w:asciiTheme="majorHAnsi" w:hAnsiTheme="majorHAnsi" w:cstheme="majorHAnsi"/>
+        </w:rPr>
+      </w:pPr>
+      <w:r>
+        <w:rPr>
+          <w:rFonts w:asciiTheme="majorHAnsi" w:hAnsiTheme="majorHAnsi" w:cstheme="majorHAnsi"/>
+        </w:rPr>
+        <w:t>California Community Burden of Disease and Cost Engine (CCB)</w:t>
+      </w:r>
+    </w:p>
+    <w:p>
+      <w:pPr>
+        <w:pStyle w:val="ListParagraph"/>
+        <w:numPr>
+          <w:ilvl w:val="2"/>
+          <w:numId w:val="1"/>
+        </w:numPr>
+        <w:rPr>
+          <w:rFonts w:asciiTheme="majorHAnsi" w:hAnsiTheme="majorHAnsi" w:cstheme="majorHAnsi"/>
+        </w:rPr>
+      </w:pPr>
+      <w:r>
+        <w:rPr>
+          <w:rFonts w:asciiTheme="majorHAnsi" w:hAnsiTheme="majorHAnsi" w:cstheme="majorHAnsi"/>
+        </w:rPr>
+        <w:t>CDPH</w:t>
+      </w:r>
+      <w:r>
+        <w:rPr>
+          <w:rFonts w:asciiTheme="majorHAnsi" w:hAnsiTheme="majorHAnsi" w:cstheme="majorHAnsi"/>
+        </w:rPr>
+        <w:t xml:space="preserve"> </w:t>
+      </w:r>
+      <w:r>
+        <w:rPr>
+          <w:rFonts w:asciiTheme="majorHAnsi" w:hAnsiTheme="majorHAnsi" w:cstheme="majorHAnsi"/>
+        </w:rPr>
+        <w:t xml:space="preserve">- </w:t>
+      </w:r>
+      <w:hyperlink r:id="rId6" w:history="1">
+        <w:r>
+          <w:rPr>
+            <w:rStyle w:val="Hyperlink"/>
+            <w:rFonts w:asciiTheme="majorHAnsi" w:hAnsiTheme="majorHAnsi" w:cstheme="majorHAnsi"/>
+          </w:rPr>
+          <w:t>https://discovery.dev.cdph.ca.gov/fusion/0.CBD/myCBD/</w:t>
+        </w:r>
+      </w:hyperlink>
+    </w:p>
+    <w:p>
+      <w:pPr>
+        <w:pStyle w:val="ListParagraph"/>
+        <w:numPr>
+          <w:ilvl w:val="2"/>
+          <w:numId w:val="1"/>
+        </w:numPr>
+        <w:rPr>
+          <w:rFonts w:asciiTheme="majorHAnsi" w:hAnsiTheme="majorHAnsi" w:cstheme="majorHAnsi"/>
+        </w:rPr>
+      </w:pPr>
+      <w:r>
+        <w:rPr>
+          <w:rFonts w:asciiTheme="majorHAnsi" w:hAnsiTheme="majorHAnsi" w:cstheme="majorHAnsi"/>
+        </w:rPr>
+        <w:t xml:space="preserve">Public - </w:t>
+      </w:r>
+      <w:hyperlink r:id="rId7" w:history="1">
+        <w:r>
+          <w:rPr>
+            <w:rStyle w:val="Hyperlink"/>
+            <w:rFonts w:asciiTheme="majorHAnsi" w:hAnsiTheme="majorHAnsi" w:cstheme="majorHAnsi"/>
+          </w:rPr>
+          <w:t>https://skylab.cdph.ca.gov/communityBurden</w:t>
+        </w:r>
+      </w:hyperlink>
+    </w:p>
+    <w:p>
+      <w:pPr>
+        <w:pStyle w:val="ListParagraph"/>
+        <w:numPr>
+          <w:ilvl w:val="1"/>
+          <w:numId w:val="1"/>
+        </w:numPr>
+        <w:rPr>
+          <w:rFonts w:asciiTheme="majorHAnsi" w:hAnsiTheme="majorHAnsi" w:cstheme="majorHAnsi"/>
+        </w:rPr>
+      </w:pPr>
+      <w:r>
+        <w:rPr>
+          <w:rFonts w:asciiTheme="majorHAnsi" w:hAnsiTheme="majorHAnsi" w:cstheme="majorHAnsi"/>
+        </w:rPr>
+        <w:t>Let’s Get Healthy California (LGHC) Measures Page</w:t>
+      </w:r>
+    </w:p>
+    <w:p>
+      <w:pPr>
+        <w:pStyle w:val="ListParagraph"/>
+        <w:numPr>
+          <w:ilvl w:val="2"/>
+          <w:numId w:val="1"/>
+        </w:numPr>
+        <w:rPr>
+          <w:rFonts w:asciiTheme="majorHAnsi" w:hAnsiTheme="majorHAnsi" w:cstheme="majorHAnsi"/>
+        </w:rPr>
+      </w:pPr>
+      <w:r>
+        <w:rPr>
+          <w:rFonts w:asciiTheme="majorHAnsi" w:hAnsiTheme="majorHAnsi" w:cstheme="majorHAnsi"/>
+        </w:rPr>
+        <w:t xml:space="preserve">CDPH - </w:t>
+      </w:r>
+      <w:hyperlink r:id="rId8" w:history="1">
+        <w:r>
+          <w:rPr>
+            <w:rStyle w:val="Hyperlink"/>
+            <w:rFonts w:asciiTheme="majorHAnsi" w:hAnsiTheme="majorHAnsi" w:cstheme="majorHAnsi"/>
+          </w:rPr>
+          <w:t>https://discovery.dev.cdph.ca.gov/fusion/lghcBurdenView/</w:t>
+        </w:r>
+      </w:hyperlink>
+    </w:p>
+    <w:p>
+      <w:pPr>
+        <w:pStyle w:val="ListParagraph"/>
+        <w:numPr>
+          <w:ilvl w:val="2"/>
+          <w:numId w:val="1"/>
+        </w:numPr>
+        <w:rPr>
+          <w:rFonts w:asciiTheme="majorHAnsi" w:hAnsiTheme="majorHAnsi" w:cstheme="majorHAnsi"/>
+        </w:rPr>
+      </w:pPr>
+      <w:r>
+        <w:rPr>
+          <w:rFonts w:asciiTheme="majorHAnsi" w:hAnsiTheme="majorHAnsi" w:cstheme="majorHAnsi"/>
+        </w:rPr>
+        <w:t xml:space="preserve">Public - </w:t>
+      </w:r>
+      <w:hyperlink r:id="rId9" w:history="1">
+        <w:r>
+          <w:rPr>
+            <w:rStyle w:val="Hyperlink"/>
+            <w:rFonts w:asciiTheme="majorHAnsi" w:hAnsiTheme="majorHAnsi" w:cstheme="majorHAnsi"/>
+          </w:rPr>
+          <w:t>https://skylab.cdph.ca.gov/lghcBurdenView/</w:t>
+        </w:r>
+      </w:hyperlink>
+    </w:p>
+    <w:p>
+      <w:pPr>
+        <w:pStyle w:val="ListParagraph"/>
+        <w:numPr>
+          <w:ilvl w:val="1"/>
+          <w:numId w:val="1"/>
+        </w:numPr>
+        <w:rPr>
+          <w:rFonts w:asciiTheme="majorHAnsi" w:hAnsiTheme="majorHAnsi" w:cstheme="majorHAnsi"/>
+        </w:rPr>
+      </w:pPr>
+      <w:r>
+        <w:rPr>
+          <w:rFonts w:asciiTheme="majorHAnsi" w:hAnsiTheme="majorHAnsi" w:cstheme="majorHAnsi"/>
+        </w:rPr>
+        <w:t>Burden of Disease by Age (Age)</w:t>
+      </w:r>
+    </w:p>
+    <w:p>
+      <w:pPr>
+        <w:pStyle w:val="ListParagraph"/>
+        <w:numPr>
+          <w:ilvl w:val="2"/>
+          <w:numId w:val="1"/>
+        </w:numPr>
+        <w:rPr>
+          <w:rFonts w:asciiTheme="majorHAnsi" w:hAnsiTheme="majorHAnsi" w:cstheme="majorHAnsi"/>
+        </w:rPr>
+      </w:pPr>
+      <w:r>
+        <w:rPr>
+          <w:rFonts w:asciiTheme="majorHAnsi" w:hAnsiTheme="majorHAnsi" w:cstheme="majorHAnsi"/>
+        </w:rPr>
+        <w:t xml:space="preserve">CDPH - </w:t>
+      </w:r>
+      <w:hyperlink r:id="rId10" w:history="1">
+        <w:r>
+          <w:rPr>
+            <w:rStyle w:val="Hyperlink"/>
+            <w:rFonts w:asciiTheme="majorHAnsi" w:hAnsiTheme="majorHAnsi" w:cstheme="majorHAnsi"/>
+          </w:rPr>
+          <w:t>https://skylab.dev.cdph.ca.</w:t>
+        </w:r>
+        <w:bookmarkStart w:id="0" w:name="_GoBack"/>
+        <w:bookmarkEnd w:id="0"/>
+        <w:r>
+          <w:rPr>
+            <w:rStyle w:val="Hyperlink"/>
+            <w:rFonts w:asciiTheme="majorHAnsi" w:hAnsiTheme="majorHAnsi" w:cstheme="majorHAnsi"/>
+          </w:rPr>
+          <w:t>gov/content/33/</w:t>
+        </w:r>
+      </w:hyperlink>
+    </w:p>
+    <w:p>
+      <w:pPr>
+        <w:pStyle w:val="ListParagraph"/>
+        <w:numPr>
+          <w:ilvl w:val="1"/>
+          <w:numId w:val="1"/>
+        </w:numPr>
+        <w:rPr>
+          <w:rFonts w:asciiTheme="majorHAnsi" w:hAnsiTheme="majorHAnsi" w:cstheme="majorHAnsi"/>
+        </w:rPr>
+      </w:pPr>
+      <w:r>
+        <w:rPr>
+          <w:rFonts w:asciiTheme="majorHAnsi" w:hAnsiTheme="majorHAnsi" w:cstheme="majorHAnsi"/>
+        </w:rPr>
+        <w:t>California Demographics Page</w:t>
+      </w:r>
+    </w:p>
+    <w:p>
+      <w:pPr>
+        <w:pStyle w:val="ListParagraph"/>
+        <w:numPr>
+          <w:ilvl w:val="1"/>
+          <w:numId w:val="1"/>
+        </w:numPr>
+        <w:rPr>
+          <w:rFonts w:asciiTheme="majorHAnsi" w:hAnsiTheme="majorHAnsi" w:cstheme="majorHAnsi"/>
+        </w:rPr>
+      </w:pPr>
+    </w:p>
+    <w:p>
+      <w:pPr>
+        <w:pStyle w:val="ListParagraph"/>
+        <w:rPr>
+          <w:rFonts w:asciiTheme="majorHAnsi" w:hAnsiTheme="majorHAnsi" w:cstheme="majorHAnsi"/>
+        </w:rPr>
+      </w:pPr>
+    </w:p>
+    <w:p>
+      <w:pPr>
+        <w:pStyle w:val="ListParagraph"/>
+        <w:rPr>
+          <w:rFonts w:asciiTheme="majorHAnsi" w:hAnsiTheme="majorHAnsi" w:cstheme="majorHAnsi"/>
+        </w:rPr>
+      </w:pPr>
+    </w:p>
+    <w:p>
+      <w:pPr>
+        <w:pStyle w:val="ListParagraph"/>
+        <w:rPr>
+          <w:rFonts w:asciiTheme="majorHAnsi" w:hAnsiTheme="majorHAnsi" w:cstheme="majorHAnsi"/>
+        </w:rPr>
+      </w:pPr>
+    </w:p>
+    <w:p>
+      <w:pPr>
+        <w:pStyle w:val="ListParagraph"/>
+        <w:rPr>
+          <w:rFonts w:asciiTheme="majorHAnsi" w:hAnsiTheme="majorHAnsi" w:cstheme="majorHAnsi"/>
+        </w:rPr>
+      </w:pPr>
+    </w:p>
+    <w:p>
+      <w:pPr>
+        <w:pStyle w:val="ListParagraph"/>
+        <w:numPr>
+          <w:ilvl w:val="0"/>
+          <w:numId w:val="1"/>
+        </w:numPr>
+        <w:rPr>
+          <w:rFonts w:asciiTheme="majorHAnsi" w:hAnsiTheme="majorHAnsi" w:cstheme="majorHAnsi"/>
+        </w:rPr>
+      </w:pPr>
+      <w:r>
+        <w:rPr>
+          <w:rFonts w:asciiTheme="majorHAnsi" w:hAnsiTheme="majorHAnsi" w:cstheme="majorHAnsi"/>
+          <w:color w:val="C00000"/>
+        </w:rPr>
         <w:t xml:space="preserve">The </w:t>
       </w:r>
       <w:r>
         <w:rPr>
-          <w:b/>
-        </w:rPr>
-        <w:t>overall</w:t>
-      </w:r>
-      <w:r>
+          <w:rFonts w:asciiTheme="majorHAnsi" w:hAnsiTheme="majorHAnsi" w:cstheme="majorHAnsi"/>
+          <w:b/>
+          <w:color w:val="C00000"/>
+        </w:rPr>
+        <w:t xml:space="preserve">overall </w:t>
+      </w:r>
+      <w:r>
+        <w:rPr>
+          <w:rFonts w:asciiTheme="majorHAnsi" w:hAnsiTheme="majorHAnsi" w:cstheme="majorHAnsi"/>
+          <w:b/>
+          <w:color w:val="C00000"/>
+        </w:rPr>
+        <w:t>health</w:t>
+      </w:r>
+      <w:r>
+        <w:rPr>
+          <w:rFonts w:asciiTheme="majorHAnsi" w:hAnsiTheme="majorHAnsi" w:cstheme="majorHAnsi"/>
+          <w:color w:val="C00000"/>
+        </w:rPr>
+        <w:t xml:space="preserve"> of Californian's has been </w:t>
+      </w:r>
+      <w:r>
+        <w:rPr>
+          <w:rFonts w:asciiTheme="majorHAnsi" w:hAnsiTheme="majorHAnsi" w:cstheme="majorHAnsi"/>
+          <w:b/>
+          <w:color w:val="C00000"/>
+        </w:rPr>
+        <w:t>steadily improving</w:t>
+      </w:r>
+      <w:r>
+        <w:rPr>
+          <w:rFonts w:asciiTheme="majorHAnsi" w:hAnsiTheme="majorHAnsi" w:cstheme="majorHAnsi"/>
+          <w:color w:val="C00000"/>
+        </w:rPr>
+        <w:t xml:space="preserve"> and is good.</w:t>
+      </w:r>
+    </w:p>
+    <w:p>
+      <w:pPr>
+        <w:pStyle w:val="ListParagraph"/>
+        <w:numPr>
+          <w:ilvl w:val="1"/>
+          <w:numId w:val="1"/>
+        </w:numPr>
+        <w:rPr>
+          <w:rFonts w:asciiTheme="majorHAnsi" w:hAnsiTheme="majorHAnsi" w:cstheme="majorHAnsi"/>
+        </w:rPr>
+      </w:pPr>
+      <w:r>
+        <w:rPr>
+          <w:rFonts w:asciiTheme="majorHAnsi" w:hAnsiTheme="majorHAnsi" w:cstheme="majorHAnsi"/>
+          <w:b/>
+        </w:rPr>
+        <w:t>Life expectancy</w:t>
+      </w:r>
+      <w:r>
+        <w:rPr>
+          <w:rFonts w:asciiTheme="majorHAnsi" w:hAnsiTheme="majorHAnsi" w:cstheme="majorHAnsi"/>
+        </w:rPr>
+        <w:t xml:space="preserve"> is </w:t>
+      </w:r>
+      <w:r>
+        <w:rPr>
+          <w:rFonts w:asciiTheme="majorHAnsi" w:hAnsiTheme="majorHAnsi" w:cstheme="majorHAnsi"/>
+        </w:rPr>
+        <w:t>a key measure of population heath</w:t>
+      </w:r>
+      <w:r>
+        <w:rPr>
+          <w:rFonts w:asciiTheme="majorHAnsi" w:hAnsiTheme="majorHAnsi" w:cstheme="majorHAnsi"/>
+        </w:rPr>
+        <w:t xml:space="preserve"> and </w:t>
+      </w:r>
+      <w:r>
+        <w:rPr>
+          <w:rFonts w:asciiTheme="majorHAnsi" w:hAnsiTheme="majorHAnsi" w:cstheme="majorHAnsi"/>
+        </w:rPr>
+        <w:t>summariz</w:t>
+      </w:r>
+      <w:r>
+        <w:rPr>
+          <w:rFonts w:asciiTheme="majorHAnsi" w:hAnsiTheme="majorHAnsi" w:cstheme="majorHAnsi"/>
+        </w:rPr>
+        <w:t>es</w:t>
+      </w:r>
+      <w:r>
+        <w:rPr>
+          <w:rFonts w:asciiTheme="majorHAnsi" w:hAnsiTheme="majorHAnsi" w:cstheme="majorHAnsi"/>
+        </w:rPr>
+        <w:t xml:space="preserve"> health over the life course into one number</w:t>
+      </w:r>
+      <w:r>
+        <w:rPr>
+          <w:rFonts w:asciiTheme="majorHAnsi" w:hAnsiTheme="majorHAnsi" w:cstheme="majorHAnsi"/>
+        </w:rPr>
+        <w:t xml:space="preserve">—it is </w:t>
+      </w:r>
+      <w:r>
+        <w:rPr>
+          <w:rFonts w:asciiTheme="majorHAnsi" w:hAnsiTheme="majorHAnsi" w:cstheme="majorHAnsi"/>
+        </w:rPr>
+        <w:t xml:space="preserve">at its </w:t>
+      </w:r>
+      <w:r>
+        <w:rPr>
+          <w:rFonts w:asciiTheme="majorHAnsi" w:hAnsiTheme="majorHAnsi" w:cstheme="majorHAnsi"/>
+          <w:b/>
+        </w:rPr>
+        <w:t>highest level ever</w:t>
+      </w:r>
+      <w:r>
+        <w:rPr>
+          <w:rFonts w:asciiTheme="majorHAnsi" w:hAnsiTheme="majorHAnsi" w:cstheme="majorHAnsi"/>
+        </w:rPr>
+        <w:t>.  L</w:t>
+      </w:r>
+      <w:r>
+        <w:rPr>
+          <w:rFonts w:asciiTheme="majorHAnsi" w:hAnsiTheme="majorHAnsi" w:cstheme="majorHAnsi"/>
+        </w:rPr>
+        <w:t xml:space="preserve">ife expectancy </w:t>
+      </w:r>
+      <w:r>
+        <w:rPr>
+          <w:rFonts w:asciiTheme="majorHAnsi" w:hAnsiTheme="majorHAnsi" w:cstheme="majorHAnsi"/>
+        </w:rPr>
+        <w:t xml:space="preserve">in </w:t>
+      </w:r>
+      <w:r>
+        <w:rPr>
+          <w:rFonts w:asciiTheme="majorHAnsi" w:hAnsiTheme="majorHAnsi" w:cstheme="majorHAnsi"/>
+        </w:rPr>
+        <w:t>2018 is estimated to be 84.4 years for females and 79.5 year for males.</w:t>
+      </w:r>
+    </w:p>
+    <w:p>
+      <w:pPr>
+        <w:pStyle w:val="ListParagraph"/>
+        <w:numPr>
+          <w:ilvl w:val="2"/>
+          <w:numId w:val="1"/>
+        </w:numPr>
+        <w:rPr>
+          <w:rFonts w:asciiTheme="majorHAnsi" w:hAnsiTheme="majorHAnsi" w:cstheme="majorHAnsi"/>
+        </w:rPr>
+      </w:pPr>
+      <w:r>
+        <w:rPr>
+          <w:rFonts w:asciiTheme="majorHAnsi" w:hAnsiTheme="majorHAnsi" w:cstheme="majorHAnsi"/>
+        </w:rPr>
+        <w:t xml:space="preserve">data from 2020 Fusion/DOF </w:t>
+      </w:r>
+      <w:r>
+        <w:rPr>
+          <w:rFonts w:asciiTheme="majorHAnsi" w:hAnsiTheme="majorHAnsi" w:cstheme="majorHAnsi"/>
+        </w:rPr>
+        <w:t xml:space="preserve">collaborative </w:t>
+      </w:r>
+      <w:r>
+        <w:rPr>
+          <w:rFonts w:asciiTheme="majorHAnsi" w:hAnsiTheme="majorHAnsi" w:cstheme="majorHAnsi"/>
+        </w:rPr>
+        <w:t>estimates</w:t>
+      </w:r>
+    </w:p>
+    <w:p>
+      <w:pPr>
+        <w:pStyle w:val="ListParagraph"/>
+        <w:numPr>
+          <w:ilvl w:val="2"/>
+          <w:numId w:val="1"/>
+        </w:numPr>
+        <w:rPr>
+          <w:rFonts w:asciiTheme="majorHAnsi" w:hAnsiTheme="majorHAnsi" w:cstheme="majorHAnsi"/>
+        </w:rPr>
+      </w:pPr>
+      <w:r>
+        <w:rPr>
+          <w:rFonts w:asciiTheme="majorHAnsi" w:hAnsiTheme="majorHAnsi" w:cstheme="majorHAnsi"/>
+        </w:rPr>
+        <w:t>slide X</w:t>
+      </w:r>
+      <w:r>
+        <w:rPr>
+          <w:rFonts w:asciiTheme="majorHAnsi" w:hAnsiTheme="majorHAnsi" w:cstheme="majorHAnsi"/>
+        </w:rPr>
+        <w:t xml:space="preserve">, and in </w:t>
+      </w:r>
+      <w:r>
+        <w:rPr>
+          <w:rFonts w:asciiTheme="majorHAnsi" w:hAnsiTheme="majorHAnsi" w:cstheme="majorHAnsi"/>
+        </w:rPr>
+        <w:t xml:space="preserve">CCB </w:t>
+      </w:r>
+      <w:r>
+        <w:rPr>
+          <w:rFonts w:asciiTheme="majorHAnsi" w:hAnsiTheme="majorHAnsi" w:cstheme="majorHAnsi"/>
+        </w:rPr>
+        <w:t xml:space="preserve">with </w:t>
+      </w:r>
+      <w:r>
+        <w:rPr>
+          <w:rFonts w:asciiTheme="majorHAnsi" w:hAnsiTheme="majorHAnsi" w:cstheme="majorHAnsi"/>
+        </w:rPr>
+        <w:t>estimates for (almost) all counties</w:t>
+      </w:r>
+    </w:p>
+    <w:p>
+      <w:pPr>
+        <w:pStyle w:val="ListParagraph"/>
+        <w:numPr>
+          <w:ilvl w:val="1"/>
+          <w:numId w:val="1"/>
+        </w:numPr>
+        <w:rPr>
+          <w:rFonts w:asciiTheme="majorHAnsi" w:hAnsiTheme="majorHAnsi" w:cstheme="majorHAnsi"/>
+        </w:rPr>
+      </w:pPr>
+      <w:r>
+        <w:rPr>
+          <w:rFonts w:asciiTheme="majorHAnsi" w:hAnsiTheme="majorHAnsi" w:cstheme="majorHAnsi"/>
+        </w:rPr>
+        <w:t>A parallel measure, "</w:t>
+      </w:r>
+      <w:r>
+        <w:rPr>
+          <w:rFonts w:asciiTheme="majorHAnsi" w:hAnsiTheme="majorHAnsi" w:cstheme="majorHAnsi"/>
+          <w:b/>
+        </w:rPr>
+        <w:t xml:space="preserve">all cause </w:t>
+      </w:r>
+      <w:r>
+        <w:rPr>
+          <w:rFonts w:asciiTheme="majorHAnsi" w:hAnsiTheme="majorHAnsi" w:cstheme="majorHAnsi"/>
+          <w:b/>
+        </w:rPr>
+        <w:t>death rate</w:t>
+      </w:r>
+      <w:r>
+        <w:rPr>
+          <w:rFonts w:asciiTheme="majorHAnsi" w:hAnsiTheme="majorHAnsi" w:cstheme="majorHAnsi"/>
+        </w:rPr>
+        <w:t xml:space="preserve">" is at its </w:t>
+      </w:r>
+      <w:r>
+        <w:rPr>
+          <w:rFonts w:asciiTheme="majorHAnsi" w:hAnsiTheme="majorHAnsi" w:cstheme="majorHAnsi"/>
+          <w:b/>
+        </w:rPr>
+        <w:t xml:space="preserve">lowest </w:t>
+      </w:r>
+      <w:r>
+        <w:rPr>
+          <w:rFonts w:asciiTheme="majorHAnsi" w:hAnsiTheme="majorHAnsi" w:cstheme="majorHAnsi"/>
+          <w:b/>
+        </w:rPr>
+        <w:t>level</w:t>
+      </w:r>
+      <w:r>
+        <w:rPr>
+          <w:rFonts w:asciiTheme="majorHAnsi" w:hAnsiTheme="majorHAnsi" w:cstheme="majorHAnsi"/>
+          <w:b/>
+        </w:rPr>
+        <w:t xml:space="preserve"> ever</w:t>
+      </w:r>
+      <w:r>
+        <w:rPr>
+          <w:rFonts w:asciiTheme="majorHAnsi" w:hAnsiTheme="majorHAnsi" w:cstheme="majorHAnsi"/>
+        </w:rPr>
+        <w:t xml:space="preserve">, and has </w:t>
+      </w:r>
+      <w:r>
+        <w:rPr>
+          <w:rFonts w:asciiTheme="majorHAnsi" w:hAnsiTheme="majorHAnsi" w:cstheme="majorHAnsi"/>
+          <w:b/>
+        </w:rPr>
+        <w:t>decreased</w:t>
+      </w:r>
+      <w:r>
+        <w:rPr>
+          <w:rFonts w:asciiTheme="majorHAnsi" w:hAnsiTheme="majorHAnsi" w:cstheme="majorHAnsi"/>
+        </w:rPr>
+        <w:t xml:space="preserve"> substantially and steadily for </w:t>
+      </w:r>
+      <w:r>
+        <w:rPr>
+          <w:rFonts w:asciiTheme="majorHAnsi" w:hAnsiTheme="majorHAnsi" w:cstheme="majorHAnsi"/>
+          <w:b/>
+        </w:rPr>
+        <w:t>males and females</w:t>
+      </w:r>
+      <w:r>
+        <w:rPr>
+          <w:rFonts w:asciiTheme="majorHAnsi" w:hAnsiTheme="majorHAnsi" w:cstheme="majorHAnsi"/>
+        </w:rPr>
+        <w:t xml:space="preserve">, for </w:t>
+      </w:r>
+      <w:r>
+        <w:rPr>
+          <w:rFonts w:asciiTheme="majorHAnsi" w:hAnsiTheme="majorHAnsi" w:cstheme="majorHAnsi"/>
+          <w:b/>
+        </w:rPr>
+        <w:t>all racial/ethnic groups</w:t>
+      </w:r>
+      <w:r>
+        <w:rPr>
+          <w:rFonts w:asciiTheme="majorHAnsi" w:hAnsiTheme="majorHAnsi" w:cstheme="majorHAnsi"/>
+        </w:rPr>
+        <w:t>, and in all regions of the State</w:t>
+      </w:r>
+      <w:r>
+        <w:rPr>
+          <w:rFonts w:asciiTheme="majorHAnsi" w:hAnsiTheme="majorHAnsi" w:cstheme="majorHAnsi"/>
+        </w:rPr>
+        <w:t>.</w:t>
+      </w:r>
+    </w:p>
+    <w:p>
+      <w:pPr>
+        <w:pStyle w:val="ListParagraph"/>
+        <w:numPr>
+          <w:ilvl w:val="1"/>
+          <w:numId w:val="1"/>
+        </w:numPr>
+        <w:rPr>
+          <w:rFonts w:asciiTheme="majorHAnsi" w:hAnsiTheme="majorHAnsi" w:cstheme="majorHAnsi"/>
+        </w:rPr>
+      </w:pPr>
+      <w:r>
+        <w:rPr>
+          <w:rFonts w:asciiTheme="majorHAnsi" w:hAnsiTheme="majorHAnsi" w:cstheme="majorHAnsi"/>
+        </w:rPr>
+        <w:t>W</w:t>
+      </w:r>
+      <w:r>
+        <w:rPr>
+          <w:rFonts w:asciiTheme="majorHAnsi" w:hAnsiTheme="majorHAnsi" w:cstheme="majorHAnsi"/>
+        </w:rPr>
+        <w:t>hile overall death rates have decreased for all group, they have decreased faster f</w:t>
+      </w:r>
+      <w:r>
+        <w:rPr>
+          <w:rFonts w:asciiTheme="majorHAnsi" w:hAnsiTheme="majorHAnsi" w:cstheme="majorHAnsi"/>
+        </w:rPr>
+        <w:t xml:space="preserve">or </w:t>
+      </w:r>
+      <w:r>
+        <w:rPr>
+          <w:rFonts w:asciiTheme="majorHAnsi" w:hAnsiTheme="majorHAnsi" w:cstheme="majorHAnsi"/>
+        </w:rPr>
+        <w:t xml:space="preserve">some than others.  One consequence of these changes is that </w:t>
+      </w:r>
+      <w:r>
+        <w:rPr>
+          <w:rFonts w:asciiTheme="majorHAnsi" w:hAnsiTheme="majorHAnsi" w:cstheme="majorHAnsi"/>
+        </w:rPr>
+        <w:t>“</w:t>
+      </w:r>
+      <w:r>
+        <w:rPr>
+          <w:rFonts w:asciiTheme="majorHAnsi" w:hAnsiTheme="majorHAnsi" w:cstheme="majorHAnsi"/>
+        </w:rPr>
+        <w:t>rate ratio</w:t>
+      </w:r>
+      <w:r>
+        <w:rPr>
+          <w:rFonts w:asciiTheme="majorHAnsi" w:hAnsiTheme="majorHAnsi" w:cstheme="majorHAnsi"/>
+        </w:rPr>
+        <w:t xml:space="preserve">”, </w:t>
+      </w:r>
+      <w:r>
+        <w:rPr>
+          <w:rFonts w:asciiTheme="majorHAnsi" w:hAnsiTheme="majorHAnsi" w:cstheme="majorHAnsi"/>
+        </w:rPr>
+        <w:t>a key measure of disparity</w:t>
+      </w:r>
+      <w:r>
+        <w:rPr>
+          <w:rFonts w:asciiTheme="majorHAnsi" w:hAnsiTheme="majorHAnsi" w:cstheme="majorHAnsi"/>
+        </w:rPr>
+        <w:t>,</w:t>
+      </w:r>
+      <w:r>
+        <w:rPr>
+          <w:rFonts w:asciiTheme="majorHAnsi" w:hAnsiTheme="majorHAnsi" w:cstheme="majorHAnsi"/>
+        </w:rPr>
         <w:t xml:space="preserve"> </w:t>
       </w:r>
       <w:r>
-        <w:t xml:space="preserve">health of Californian's has been </w:t>
-      </w:r>
-      <w:r>
-        <w:rPr>
-          <w:b/>
-        </w:rPr>
-        <w:t>steadily improving</w:t>
-      </w:r>
-      <w:r>
+        <w:rPr>
+          <w:rFonts w:asciiTheme="majorHAnsi" w:hAnsiTheme="majorHAnsi" w:cstheme="majorHAnsi"/>
+        </w:rPr>
+        <w:t xml:space="preserve">of the </w:t>
+      </w:r>
+      <w:r>
+        <w:rPr>
+          <w:rFonts w:asciiTheme="majorHAnsi" w:hAnsiTheme="majorHAnsi" w:cstheme="majorHAnsi"/>
+        </w:rPr>
+        <w:t>all-cause death</w:t>
+      </w:r>
+      <w:r>
+        <w:rPr>
+          <w:rFonts w:asciiTheme="majorHAnsi" w:hAnsiTheme="majorHAnsi" w:cstheme="majorHAnsi"/>
+        </w:rPr>
+        <w:t xml:space="preserve"> rate f</w:t>
+      </w:r>
+      <w:r>
+        <w:rPr>
+          <w:rFonts w:asciiTheme="majorHAnsi" w:hAnsiTheme="majorHAnsi" w:cstheme="majorHAnsi"/>
+        </w:rPr>
+        <w:t>or black</w:t>
+      </w:r>
+      <w:r>
+        <w:rPr>
+          <w:rFonts w:asciiTheme="majorHAnsi" w:hAnsiTheme="majorHAnsi" w:cstheme="majorHAnsi"/>
+        </w:rPr>
+        <w:t>s</w:t>
+      </w:r>
+      <w:r>
+        <w:rPr>
+          <w:rFonts w:asciiTheme="majorHAnsi" w:hAnsiTheme="majorHAnsi" w:cstheme="majorHAnsi"/>
+        </w:rPr>
+        <w:t xml:space="preserve"> to white</w:t>
+      </w:r>
+      <w:r>
+        <w:rPr>
+          <w:rFonts w:asciiTheme="majorHAnsi" w:hAnsiTheme="majorHAnsi" w:cstheme="majorHAnsi"/>
+        </w:rPr>
+        <w:t>s</w:t>
+      </w:r>
+      <w:r>
+        <w:rPr>
+          <w:rFonts w:asciiTheme="majorHAnsi" w:hAnsiTheme="majorHAnsi" w:cstheme="majorHAnsi"/>
+        </w:rPr>
+        <w:t xml:space="preserve"> has decreased over the past two decades</w:t>
+      </w:r>
+      <w:r>
+        <w:rPr>
+          <w:rFonts w:asciiTheme="majorHAnsi" w:hAnsiTheme="majorHAnsi" w:cstheme="majorHAnsi"/>
+        </w:rPr>
+        <w:t xml:space="preserve">, </w:t>
+      </w:r>
+      <w:r>
+        <w:rPr>
+          <w:rFonts w:asciiTheme="majorHAnsi" w:hAnsiTheme="majorHAnsi" w:cstheme="majorHAnsi"/>
+        </w:rPr>
+        <w:t>indicat</w:t>
+      </w:r>
+      <w:r>
+        <w:rPr>
+          <w:rFonts w:asciiTheme="majorHAnsi" w:hAnsiTheme="majorHAnsi" w:cstheme="majorHAnsi"/>
+        </w:rPr>
+        <w:t xml:space="preserve">ing this </w:t>
+      </w:r>
+      <w:r>
+        <w:rPr>
+          <w:rFonts w:asciiTheme="majorHAnsi" w:hAnsiTheme="majorHAnsi" w:cstheme="majorHAnsi"/>
+        </w:rPr>
+        <w:t xml:space="preserve">key </w:t>
+      </w:r>
+      <w:r>
+        <w:rPr>
+          <w:rFonts w:asciiTheme="majorHAnsi" w:hAnsiTheme="majorHAnsi" w:cstheme="majorHAnsi"/>
+          <w:b/>
+        </w:rPr>
+        <w:t>disparity</w:t>
+      </w:r>
+      <w:r>
+        <w:rPr>
+          <w:rFonts w:asciiTheme="majorHAnsi" w:hAnsiTheme="majorHAnsi" w:cstheme="majorHAnsi"/>
+          <w:b/>
+        </w:rPr>
+        <w:t xml:space="preserve"> is </w:t>
+      </w:r>
+      <w:r>
+        <w:rPr>
+          <w:rFonts w:asciiTheme="majorHAnsi" w:hAnsiTheme="majorHAnsi" w:cstheme="majorHAnsi"/>
+          <w:b/>
+        </w:rPr>
+        <w:t>decreasing</w:t>
+      </w:r>
+      <w:r>
+        <w:rPr>
+          <w:rFonts w:asciiTheme="majorHAnsi" w:hAnsiTheme="majorHAnsi" w:cstheme="majorHAnsi"/>
+        </w:rPr>
         <w:t>.</w:t>
       </w:r>
     </w:p>
@@ -39,18 +815,67 @@
       <w:pPr>
         <w:pStyle w:val="ListParagraph"/>
         <w:numPr>
+          <w:ilvl w:val="2"/>
+          <w:numId w:val="1"/>
+        </w:numPr>
+        <w:rPr>
+          <w:rFonts w:asciiTheme="majorHAnsi" w:hAnsiTheme="majorHAnsi" w:cstheme="majorHAnsi"/>
+        </w:rPr>
+      </w:pPr>
+      <w:r>
+        <w:rPr>
+          <w:rFonts w:asciiTheme="majorHAnsi" w:hAnsiTheme="majorHAnsi" w:cstheme="majorHAnsi"/>
+        </w:rPr>
+        <w:t>see slides X</w:t>
+      </w:r>
+      <w:r>
+        <w:rPr>
+          <w:rFonts w:asciiTheme="majorHAnsi" w:hAnsiTheme="majorHAnsi" w:cstheme="majorHAnsi"/>
+        </w:rPr>
+        <w:t>,</w:t>
+      </w:r>
+      <w:r>
+        <w:rPr>
+          <w:rFonts w:asciiTheme="majorHAnsi" w:hAnsiTheme="majorHAnsi" w:cstheme="majorHAnsi"/>
+        </w:rPr>
+        <w:t xml:space="preserve"> and CCB trend tab</w:t>
+      </w:r>
+    </w:p>
+    <w:p>
+      <w:pPr>
+        <w:pStyle w:val="ListParagraph"/>
+        <w:numPr>
           <w:ilvl w:val="1"/>
           <w:numId w:val="1"/>
         </w:numPr>
-      </w:pPr>
-      <w:r>
-        <w:rPr>
-          <w:b/>
-        </w:rPr>
-        <w:t>Life expectancy</w:t>
-      </w:r>
-      <w:r>
-        <w:t>, a key measure of population heath, summarizing health over the life course into one number, is at its highest level ever -- life expectancy in 2018 is estimated to be 84.4 years for females and 79.5 year for males.</w:t>
+        <w:rPr>
+          <w:rFonts w:asciiTheme="majorHAnsi" w:hAnsiTheme="majorHAnsi" w:cstheme="majorHAnsi"/>
+        </w:rPr>
+      </w:pPr>
+      <w:r>
+        <w:rPr>
+          <w:rFonts w:asciiTheme="majorHAnsi" w:hAnsiTheme="majorHAnsi" w:cstheme="majorHAnsi"/>
+          <w:b/>
+        </w:rPr>
+        <w:t>Infant mortality</w:t>
+      </w:r>
+      <w:r>
+        <w:rPr>
+          <w:rFonts w:asciiTheme="majorHAnsi" w:hAnsiTheme="majorHAnsi" w:cstheme="majorHAnsi"/>
+        </w:rPr>
+        <w:t xml:space="preserve">, a key overall measure of the health of a population, particularly the health and prenatal health care of mothers, is at </w:t>
+      </w:r>
+      <w:r>
+        <w:rPr>
+          <w:rFonts w:asciiTheme="majorHAnsi" w:hAnsiTheme="majorHAnsi" w:cstheme="majorHAnsi"/>
+        </w:rPr>
+        <w:t>its</w:t>
+      </w:r>
+      <w:r>
+        <w:rPr>
+          <w:rFonts w:asciiTheme="majorHAnsi" w:hAnsiTheme="majorHAnsi" w:cstheme="majorHAnsi"/>
+        </w:rPr>
+        <w:t xml:space="preserve"> lowest rate ever -- 4.2 infant deaths per 1,000 live births in 2017</w:t>
       </w:r>
     </w:p>
     <w:p>
@@ -60,9 +885,162 @@
           <w:ilvl w:val="2"/>
           <w:numId w:val="1"/>
         </w:numPr>
-      </w:pPr>
-      <w:r>
-        <w:t>data from 2020 Fusion/DOF estimates</w:t>
+        <w:rPr>
+          <w:rFonts w:asciiTheme="majorHAnsi" w:hAnsiTheme="majorHAnsi" w:cstheme="majorHAnsi"/>
+        </w:rPr>
+      </w:pPr>
+      <w:r>
+        <w:rPr>
+          <w:rFonts w:asciiTheme="majorHAnsi" w:hAnsiTheme="majorHAnsi" w:cstheme="majorHAnsi"/>
+        </w:rPr>
+        <w:t>https://www.cdc.gov/nchs/pressroom/states/california/california.htm)</w:t>
+      </w:r>
+    </w:p>
+    <w:p>
+      <w:pPr>
+        <w:pStyle w:val="ListParagraph"/>
+        <w:rPr>
+          <w:rFonts w:asciiTheme="majorHAnsi" w:hAnsiTheme="majorHAnsi" w:cstheme="majorHAnsi"/>
+        </w:rPr>
+      </w:pPr>
+    </w:p>
+    <w:p>
+      <w:pPr>
+        <w:rPr>
+          <w:rFonts w:asciiTheme="majorHAnsi" w:hAnsiTheme="majorHAnsi" w:cstheme="majorHAnsi"/>
+          <w:color w:val="C00000"/>
+        </w:rPr>
+      </w:pPr>
+      <w:r>
+        <w:rPr>
+          <w:rFonts w:asciiTheme="majorHAnsi" w:hAnsiTheme="majorHAnsi" w:cstheme="majorHAnsi"/>
+          <w:color w:val="C00000"/>
+        </w:rPr>
+        <w:br w:type="page"/>
+      </w:r>
+    </w:p>
+    <w:p>
+      <w:pPr>
+        <w:pStyle w:val="ListParagraph"/>
+        <w:numPr>
+          <w:ilvl w:val="0"/>
+          <w:numId w:val="1"/>
+        </w:numPr>
+        <w:rPr>
+          <w:rFonts w:asciiTheme="majorHAnsi" w:hAnsiTheme="majorHAnsi" w:cstheme="majorHAnsi"/>
+        </w:rPr>
+      </w:pPr>
+      <w:r>
+        <w:rPr>
+          <w:rFonts w:asciiTheme="majorHAnsi" w:hAnsiTheme="majorHAnsi" w:cstheme="majorHAnsi"/>
+          <w:color w:val="C00000"/>
+        </w:rPr>
+        <w:lastRenderedPageBreak/>
+        <w:t>This overall improvement in health is due to s</w:t>
+      </w:r>
+      <w:r>
+        <w:rPr>
+          <w:rFonts w:asciiTheme="majorHAnsi" w:hAnsiTheme="majorHAnsi" w:cstheme="majorHAnsi"/>
+          <w:color w:val="C00000"/>
+        </w:rPr>
+        <w:t xml:space="preserve">teady and sustained </w:t>
+      </w:r>
+      <w:r>
+        <w:rPr>
+          <w:rFonts w:asciiTheme="majorHAnsi" w:hAnsiTheme="majorHAnsi" w:cstheme="majorHAnsi"/>
+          <w:b/>
+          <w:color w:val="C00000"/>
+        </w:rPr>
+        <w:t>decreases in some of the leading causes of death</w:t>
+      </w:r>
+      <w:r>
+        <w:rPr>
+          <w:rFonts w:asciiTheme="majorHAnsi" w:hAnsiTheme="majorHAnsi" w:cstheme="majorHAnsi"/>
+          <w:color w:val="C00000"/>
+        </w:rPr>
+        <w:t>.</w:t>
+      </w:r>
+      <w:r>
+        <w:rPr>
+          <w:rFonts w:asciiTheme="majorHAnsi" w:hAnsiTheme="majorHAnsi" w:cstheme="majorHAnsi"/>
+        </w:rPr>
+        <w:t xml:space="preserve">  </w:t>
+      </w:r>
+    </w:p>
+    <w:p>
+      <w:pPr>
+        <w:pStyle w:val="ListParagraph"/>
+        <w:numPr>
+          <w:ilvl w:val="1"/>
+          <w:numId w:val="1"/>
+        </w:numPr>
+        <w:rPr>
+          <w:rFonts w:asciiTheme="majorHAnsi" w:hAnsiTheme="majorHAnsi" w:cstheme="majorHAnsi"/>
+        </w:rPr>
+      </w:pPr>
+      <w:r>
+        <w:rPr>
+          <w:rFonts w:asciiTheme="majorHAnsi" w:hAnsiTheme="majorHAnsi" w:cstheme="majorHAnsi"/>
+          <w:b/>
+        </w:rPr>
+        <w:t>Ischemic heart disease</w:t>
+      </w:r>
+      <w:r>
+        <w:rPr>
+          <w:rFonts w:asciiTheme="majorHAnsi" w:hAnsiTheme="majorHAnsi" w:cstheme="majorHAnsi"/>
+        </w:rPr>
+        <w:t xml:space="preserve">, by far the leading killer of Californians, has </w:t>
+      </w:r>
+      <w:r>
+        <w:rPr>
+          <w:rFonts w:asciiTheme="majorHAnsi" w:hAnsiTheme="majorHAnsi" w:cstheme="majorHAnsi"/>
+          <w:b/>
+        </w:rPr>
+        <w:t>decreased steadily and substantially</w:t>
+      </w:r>
+      <w:r>
+        <w:rPr>
+          <w:rFonts w:asciiTheme="majorHAnsi" w:hAnsiTheme="majorHAnsi" w:cstheme="majorHAnsi"/>
+        </w:rPr>
+        <w:t xml:space="preserve"> over recent decades, including the last two decades; this decrease has been experienced by males and females, all race/ethnic groups, and all age groups</w:t>
+      </w:r>
+    </w:p>
+    <w:p>
+      <w:pPr>
+        <w:pStyle w:val="ListParagraph"/>
+        <w:numPr>
+          <w:ilvl w:val="1"/>
+          <w:numId w:val="1"/>
+        </w:numPr>
+        <w:rPr>
+          <w:rFonts w:asciiTheme="majorHAnsi" w:hAnsiTheme="majorHAnsi" w:cstheme="majorHAnsi"/>
+        </w:rPr>
+      </w:pPr>
+      <w:r>
+        <w:rPr>
+          <w:rFonts w:asciiTheme="majorHAnsi" w:hAnsiTheme="majorHAnsi" w:cstheme="majorHAnsi"/>
+        </w:rPr>
+        <w:t xml:space="preserve">Deaths from some other types of cardiovascular disease, notably </w:t>
+      </w:r>
+      <w:r>
+        <w:rPr>
+          <w:rFonts w:asciiTheme="majorHAnsi" w:hAnsiTheme="majorHAnsi" w:cstheme="majorHAnsi"/>
+          <w:b/>
+        </w:rPr>
+        <w:t>s</w:t>
+      </w:r>
+      <w:r>
+        <w:rPr>
+          <w:rFonts w:asciiTheme="majorHAnsi" w:hAnsiTheme="majorHAnsi" w:cstheme="majorHAnsi"/>
+          <w:b/>
+        </w:rPr>
+        <w:t>troke</w:t>
+      </w:r>
+      <w:r>
+        <w:rPr>
+          <w:rFonts w:asciiTheme="majorHAnsi" w:hAnsiTheme="majorHAnsi" w:cstheme="majorHAnsi"/>
+        </w:rPr>
+        <w:t>, have also decreased</w:t>
       </w:r>
     </w:p>
     <w:p>
@@ -72,15 +1050,15 @@
           <w:ilvl w:val="2"/>
           <w:numId w:val="1"/>
         </w:numPr>
-      </w:pPr>
-      <w:r>
-        <w:t xml:space="preserve">slide X -- CCB has </w:t>
-      </w:r>
-      <w:r>
-        <w:t>estimates</w:t>
-      </w:r>
-      <w:r>
-        <w:t xml:space="preserve"> for (almost) all counties</w:t>
+        <w:rPr>
+          <w:rFonts w:asciiTheme="majorHAnsi" w:hAnsiTheme="majorHAnsi" w:cstheme="majorHAnsi"/>
+        </w:rPr>
+      </w:pPr>
+      <w:r>
+        <w:rPr>
+          <w:rFonts w:asciiTheme="majorHAnsi" w:hAnsiTheme="majorHAnsi" w:cstheme="majorHAnsi"/>
+        </w:rPr>
+        <w:t>result of better diets; better medicine/medical care</w:t>
       </w:r>
     </w:p>
     <w:p>
@@ -90,69 +1068,814 @@
           <w:ilvl w:val="1"/>
           <w:numId w:val="1"/>
         </w:numPr>
-      </w:pPr>
-      <w:r>
-        <w:t xml:space="preserve">A </w:t>
-      </w:r>
-      <w:r>
-        <w:t>parallel</w:t>
-      </w:r>
-      <w:r>
+        <w:rPr>
+          <w:rFonts w:asciiTheme="majorHAnsi" w:hAnsiTheme="majorHAnsi" w:cstheme="majorHAnsi"/>
+        </w:rPr>
+      </w:pPr>
+      <w:r>
+        <w:rPr>
+          <w:rFonts w:asciiTheme="majorHAnsi" w:hAnsiTheme="majorHAnsi" w:cstheme="majorHAnsi"/>
+        </w:rPr>
+        <w:t xml:space="preserve">Very strong and steady </w:t>
+      </w:r>
+      <w:r>
+        <w:rPr>
+          <w:rFonts w:asciiTheme="majorHAnsi" w:hAnsiTheme="majorHAnsi" w:cstheme="majorHAnsi"/>
+          <w:b/>
+        </w:rPr>
+        <w:t>decreases in</w:t>
+      </w:r>
+      <w:r>
+        <w:rPr>
+          <w:rFonts w:asciiTheme="majorHAnsi" w:hAnsiTheme="majorHAnsi" w:cstheme="majorHAnsi"/>
+        </w:rPr>
+        <w:t xml:space="preserve"> death from </w:t>
+      </w:r>
+      <w:r>
+        <w:rPr>
+          <w:rFonts w:asciiTheme="majorHAnsi" w:hAnsiTheme="majorHAnsi" w:cstheme="majorHAnsi"/>
+        </w:rPr>
+        <w:t>c</w:t>
+      </w:r>
+      <w:r>
+        <w:rPr>
+          <w:rFonts w:asciiTheme="majorHAnsi" w:hAnsiTheme="majorHAnsi" w:cstheme="majorHAnsi"/>
+        </w:rPr>
+        <w:t>a</w:t>
+      </w:r>
+      <w:r>
+        <w:rPr>
+          <w:rFonts w:asciiTheme="majorHAnsi" w:hAnsiTheme="majorHAnsi" w:cstheme="majorHAnsi"/>
+        </w:rPr>
+        <w:t>ncer overall, and</w:t>
+      </w:r>
+      <w:r>
+        <w:rPr>
+          <w:rFonts w:asciiTheme="majorHAnsi" w:hAnsiTheme="majorHAnsi" w:cstheme="majorHAnsi"/>
+        </w:rPr>
+        <w:t xml:space="preserve"> from several leading type of cancer, including </w:t>
+      </w:r>
+      <w:r>
+        <w:rPr>
+          <w:rFonts w:asciiTheme="majorHAnsi" w:hAnsiTheme="majorHAnsi" w:cstheme="majorHAnsi"/>
+          <w:b/>
+        </w:rPr>
+        <w:t>Lung cancer</w:t>
+      </w:r>
+      <w:r>
+        <w:rPr>
+          <w:rFonts w:asciiTheme="majorHAnsi" w:hAnsiTheme="majorHAnsi" w:cstheme="majorHAnsi"/>
+        </w:rPr>
+        <w:t xml:space="preserve">, </w:t>
+      </w:r>
+      <w:r>
+        <w:rPr>
+          <w:rFonts w:asciiTheme="majorHAnsi" w:hAnsiTheme="majorHAnsi" w:cstheme="majorHAnsi"/>
+          <w:b/>
+        </w:rPr>
+        <w:t>Colon cancer</w:t>
+      </w:r>
+      <w:r>
+        <w:rPr>
+          <w:rFonts w:asciiTheme="majorHAnsi" w:hAnsiTheme="majorHAnsi" w:cstheme="majorHAnsi"/>
+        </w:rPr>
+        <w:t xml:space="preserve"> and </w:t>
+      </w:r>
+      <w:r>
+        <w:rPr>
+          <w:rFonts w:asciiTheme="majorHAnsi" w:hAnsiTheme="majorHAnsi" w:cstheme="majorHAnsi"/>
+          <w:b/>
+        </w:rPr>
+        <w:t xml:space="preserve">Breast </w:t>
+      </w:r>
+      <w:r>
+        <w:rPr>
+          <w:rFonts w:asciiTheme="majorHAnsi" w:hAnsiTheme="majorHAnsi" w:cstheme="majorHAnsi"/>
+          <w:b/>
+        </w:rPr>
+        <w:t>c</w:t>
+      </w:r>
+      <w:r>
+        <w:rPr>
+          <w:rFonts w:asciiTheme="majorHAnsi" w:hAnsiTheme="majorHAnsi" w:cstheme="majorHAnsi"/>
+          <w:b/>
+        </w:rPr>
+        <w:t>ancer</w:t>
+      </w:r>
+      <w:r>
+        <w:rPr>
+          <w:rFonts w:asciiTheme="majorHAnsi" w:hAnsiTheme="majorHAnsi" w:cstheme="majorHAnsi"/>
+        </w:rPr>
+        <w:t>. Combination of public health and medicine</w:t>
+      </w:r>
+    </w:p>
+    <w:p>
+      <w:pPr>
+        <w:pStyle w:val="ListParagraph"/>
+        <w:numPr>
+          <w:ilvl w:val="0"/>
+          <w:numId w:val="1"/>
+        </w:numPr>
+        <w:rPr>
+          <w:rFonts w:asciiTheme="majorHAnsi" w:hAnsiTheme="majorHAnsi" w:cstheme="majorHAnsi"/>
+        </w:rPr>
+      </w:pPr>
+      <w:r>
+        <w:rPr>
+          <w:rFonts w:asciiTheme="majorHAnsi" w:hAnsiTheme="majorHAnsi" w:cstheme="majorHAnsi"/>
+        </w:rPr>
+        <w:t xml:space="preserve">There have also been some noteworthy </w:t>
+      </w:r>
+      <w:r>
+        <w:rPr>
+          <w:rFonts w:asciiTheme="majorHAnsi" w:hAnsiTheme="majorHAnsi" w:cstheme="majorHAnsi"/>
+          <w:b/>
+        </w:rPr>
+        <w:t>decreases</w:t>
+      </w:r>
+      <w:r>
+        <w:rPr>
+          <w:rFonts w:asciiTheme="majorHAnsi" w:hAnsiTheme="majorHAnsi" w:cstheme="majorHAnsi"/>
+        </w:rPr>
+        <w:t xml:space="preserve"> in some important, but less common conditions.</w:t>
+      </w:r>
+    </w:p>
+    <w:p>
+      <w:pPr>
+        <w:pStyle w:val="ListParagraph"/>
+        <w:numPr>
+          <w:ilvl w:val="1"/>
+          <w:numId w:val="1"/>
+        </w:numPr>
+        <w:rPr>
+          <w:rFonts w:asciiTheme="majorHAnsi" w:hAnsiTheme="majorHAnsi" w:cstheme="majorHAnsi"/>
+        </w:rPr>
+      </w:pPr>
+      <w:r>
+        <w:rPr>
+          <w:rFonts w:asciiTheme="majorHAnsi" w:hAnsiTheme="majorHAnsi" w:cstheme="majorHAnsi"/>
+        </w:rPr>
+        <w:t xml:space="preserve">Deaths from </w:t>
+      </w:r>
+      <w:r>
+        <w:rPr>
+          <w:rFonts w:asciiTheme="majorHAnsi" w:hAnsiTheme="majorHAnsi" w:cstheme="majorHAnsi"/>
+          <w:b/>
+        </w:rPr>
+        <w:t>COPD</w:t>
+      </w:r>
+      <w:r>
+        <w:rPr>
+          <w:rFonts w:asciiTheme="majorHAnsi" w:hAnsiTheme="majorHAnsi" w:cstheme="majorHAnsi"/>
+        </w:rPr>
+        <w:t xml:space="preserve"> (Chronic Obstructive Pulmonary Disease) have also decrease substantially</w:t>
+      </w:r>
+    </w:p>
+    <w:p>
+      <w:pPr>
+        <w:pStyle w:val="ListParagraph"/>
+        <w:numPr>
+          <w:ilvl w:val="1"/>
+          <w:numId w:val="1"/>
+        </w:numPr>
+        <w:rPr>
+          <w:rFonts w:asciiTheme="majorHAnsi" w:hAnsiTheme="majorHAnsi" w:cstheme="majorHAnsi"/>
+        </w:rPr>
+      </w:pPr>
+      <w:r>
+        <w:rPr>
+          <w:rFonts w:asciiTheme="majorHAnsi" w:hAnsiTheme="majorHAnsi" w:cstheme="majorHAnsi"/>
+        </w:rPr>
+        <w:t xml:space="preserve">There have been large decreases in </w:t>
+      </w:r>
+      <w:r>
+        <w:rPr>
+          <w:rFonts w:asciiTheme="majorHAnsi" w:hAnsiTheme="majorHAnsi" w:cstheme="majorHAnsi"/>
+          <w:b/>
+        </w:rPr>
+        <w:t>Hepatitis</w:t>
+      </w:r>
+      <w:r>
+        <w:rPr>
+          <w:rFonts w:asciiTheme="majorHAnsi" w:hAnsiTheme="majorHAnsi" w:cstheme="majorHAnsi"/>
+          <w:b/>
+        </w:rPr>
+        <w:t xml:space="preserve"> C</w:t>
+      </w:r>
+      <w:r>
+        <w:rPr>
+          <w:rFonts w:asciiTheme="majorHAnsi" w:hAnsiTheme="majorHAnsi" w:cstheme="majorHAnsi"/>
+        </w:rPr>
+        <w:t xml:space="preserve"> deaths (over four-fold decrease in males!) in past decade (following large increases in the decade before that)</w:t>
+      </w:r>
+    </w:p>
+    <w:p>
+      <w:pPr>
+        <w:pStyle w:val="ListParagraph"/>
+        <w:numPr>
+          <w:ilvl w:val="2"/>
+          <w:numId w:val="1"/>
+        </w:numPr>
+        <w:rPr>
+          <w:rFonts w:asciiTheme="majorHAnsi" w:hAnsiTheme="majorHAnsi" w:cstheme="majorHAnsi"/>
+        </w:rPr>
+      </w:pPr>
+      <w:r>
+        <w:rPr>
+          <w:rFonts w:asciiTheme="majorHAnsi" w:hAnsiTheme="majorHAnsi" w:cstheme="majorHAnsi"/>
+        </w:rPr>
+        <w:t>This is largely due to new, highly effective medications, and public health's role educating about medication and getting</w:t>
+      </w:r>
+    </w:p>
+    <w:p>
+      <w:pPr>
+        <w:pStyle w:val="ListParagraph"/>
+        <w:numPr>
+          <w:ilvl w:val="1"/>
+          <w:numId w:val="1"/>
+        </w:numPr>
+        <w:rPr>
+          <w:rFonts w:asciiTheme="majorHAnsi" w:hAnsiTheme="majorHAnsi" w:cstheme="majorHAnsi"/>
+        </w:rPr>
+      </w:pPr>
+      <w:r>
+        <w:rPr>
+          <w:rFonts w:asciiTheme="majorHAnsi" w:hAnsiTheme="majorHAnsi" w:cstheme="majorHAnsi"/>
+        </w:rPr>
+        <w:t xml:space="preserve">Deaths from </w:t>
+      </w:r>
+      <w:r>
+        <w:rPr>
+          <w:rFonts w:asciiTheme="majorHAnsi" w:hAnsiTheme="majorHAnsi" w:cstheme="majorHAnsi"/>
+          <w:b/>
+        </w:rPr>
+        <w:t>Hepatitis B</w:t>
+      </w:r>
+      <w:r>
+        <w:rPr>
+          <w:rFonts w:asciiTheme="majorHAnsi" w:hAnsiTheme="majorHAnsi" w:cstheme="majorHAnsi"/>
+        </w:rPr>
+        <w:t xml:space="preserve"> have also been steadily decreasing</w:t>
+      </w:r>
+    </w:p>
+    <w:p>
+      <w:pPr>
+        <w:pStyle w:val="ListParagraph"/>
+        <w:numPr>
+          <w:ilvl w:val="2"/>
+          <w:numId w:val="1"/>
+        </w:numPr>
+        <w:rPr>
+          <w:rFonts w:asciiTheme="majorHAnsi" w:hAnsiTheme="majorHAnsi" w:cstheme="majorHAnsi"/>
+        </w:rPr>
+      </w:pPr>
+      <w:r>
+        <w:rPr>
+          <w:rFonts w:asciiTheme="majorHAnsi" w:hAnsiTheme="majorHAnsi" w:cstheme="majorHAnsi"/>
+        </w:rPr>
+        <w:t>likely do to vaccination</w:t>
+      </w:r>
+    </w:p>
+    <w:p>
+      <w:pPr>
+        <w:pStyle w:val="ListParagraph"/>
+        <w:numPr>
+          <w:ilvl w:val="1"/>
+          <w:numId w:val="1"/>
+        </w:numPr>
+        <w:rPr>
+          <w:rFonts w:asciiTheme="majorHAnsi" w:hAnsiTheme="majorHAnsi" w:cstheme="majorHAnsi"/>
+          <w:color w:val="538135" w:themeColor="accent6" w:themeShade="BF"/>
+        </w:rPr>
+      </w:pPr>
+      <w:r>
+        <w:rPr>
+          <w:rFonts w:asciiTheme="majorHAnsi" w:hAnsiTheme="majorHAnsi" w:cstheme="majorHAnsi"/>
+          <w:color w:val="538135" w:themeColor="accent6" w:themeShade="BF"/>
+        </w:rPr>
+        <w:t xml:space="preserve">data </w:t>
+      </w:r>
+      <w:r>
+        <w:rPr>
+          <w:rFonts w:asciiTheme="majorHAnsi" w:hAnsiTheme="majorHAnsi" w:cstheme="majorHAnsi"/>
+          <w:color w:val="538135" w:themeColor="accent6" w:themeShade="BF"/>
+        </w:rPr>
+        <w:t xml:space="preserve">in summary charts is for </w:t>
+      </w:r>
+      <w:r>
+        <w:rPr>
+          <w:rFonts w:asciiTheme="majorHAnsi" w:hAnsiTheme="majorHAnsi" w:cstheme="majorHAnsi"/>
+          <w:color w:val="538135" w:themeColor="accent6" w:themeShade="BF"/>
+        </w:rPr>
+        <w:t xml:space="preserve">Hepatitis combined, but </w:t>
+      </w:r>
+      <w:proofErr w:type="spellStart"/>
+      <w:r>
+        <w:rPr>
+          <w:rFonts w:asciiTheme="majorHAnsi" w:hAnsiTheme="majorHAnsi" w:cstheme="majorHAnsi"/>
+          <w:color w:val="538135" w:themeColor="accent6" w:themeShade="BF"/>
+        </w:rPr>
+        <w:t>Hep</w:t>
+      </w:r>
+      <w:proofErr w:type="spellEnd"/>
+      <w:r>
+        <w:rPr>
+          <w:rFonts w:asciiTheme="majorHAnsi" w:hAnsiTheme="majorHAnsi" w:cstheme="majorHAnsi"/>
+          <w:color w:val="538135" w:themeColor="accent6" w:themeShade="BF"/>
+        </w:rPr>
+        <w:t xml:space="preserve"> B and C can be seen separately on CCB, and we could add new chart</w:t>
+      </w:r>
+      <w:r>
+        <w:rPr>
+          <w:rFonts w:asciiTheme="majorHAnsi" w:hAnsiTheme="majorHAnsi" w:cstheme="majorHAnsi"/>
+          <w:color w:val="538135" w:themeColor="accent6" w:themeShade="BF"/>
+        </w:rPr>
+        <w:t>s in the summary</w:t>
+      </w:r>
+      <w:r>
+        <w:rPr>
+          <w:rFonts w:asciiTheme="majorHAnsi" w:hAnsiTheme="majorHAnsi" w:cstheme="majorHAnsi"/>
+          <w:color w:val="538135" w:themeColor="accent6" w:themeShade="BF"/>
+        </w:rPr>
+        <w:t>; overall decrease i</w:t>
+      </w:r>
+      <w:r>
+        <w:rPr>
+          <w:rFonts w:asciiTheme="majorHAnsi" w:hAnsiTheme="majorHAnsi" w:cstheme="majorHAnsi"/>
+          <w:color w:val="538135" w:themeColor="accent6" w:themeShade="BF"/>
+        </w:rPr>
+        <w:t>s</w:t>
+      </w:r>
+      <w:r>
+        <w:rPr>
+          <w:rFonts w:asciiTheme="majorHAnsi" w:hAnsiTheme="majorHAnsi" w:cstheme="majorHAnsi"/>
+          <w:color w:val="538135" w:themeColor="accent6" w:themeShade="BF"/>
+        </w:rPr>
+        <w:t xml:space="preserve"> driven by </w:t>
+      </w:r>
+      <w:proofErr w:type="spellStart"/>
+      <w:r>
+        <w:rPr>
+          <w:rFonts w:asciiTheme="majorHAnsi" w:hAnsiTheme="majorHAnsi" w:cstheme="majorHAnsi"/>
+          <w:color w:val="538135" w:themeColor="accent6" w:themeShade="BF"/>
+        </w:rPr>
+        <w:t>Hep</w:t>
+      </w:r>
+      <w:proofErr w:type="spellEnd"/>
+      <w:r>
+        <w:rPr>
+          <w:rFonts w:asciiTheme="majorHAnsi" w:hAnsiTheme="majorHAnsi" w:cstheme="majorHAnsi"/>
+          <w:color w:val="538135" w:themeColor="accent6" w:themeShade="BF"/>
+        </w:rPr>
+        <w:t xml:space="preserve"> C, with much larger numbers than B</w:t>
+      </w:r>
+    </w:p>
+    <w:p>
+      <w:pPr>
+        <w:pStyle w:val="ListParagraph"/>
+        <w:numPr>
+          <w:ilvl w:val="1"/>
+          <w:numId w:val="1"/>
+        </w:numPr>
+        <w:rPr>
+          <w:rFonts w:asciiTheme="majorHAnsi" w:hAnsiTheme="majorHAnsi" w:cstheme="majorHAnsi"/>
+        </w:rPr>
+      </w:pPr>
+      <w:r>
+        <w:rPr>
+          <w:rFonts w:asciiTheme="majorHAnsi" w:hAnsiTheme="majorHAnsi" w:cstheme="majorHAnsi"/>
+        </w:rPr>
+        <w:t xml:space="preserve">Large decreases in deaths from (lower) </w:t>
+      </w:r>
+      <w:r>
+        <w:rPr>
+          <w:rFonts w:asciiTheme="majorHAnsi" w:hAnsiTheme="majorHAnsi" w:cstheme="majorHAnsi"/>
+          <w:b/>
+        </w:rPr>
+        <w:t>respiratory infection</w:t>
+      </w:r>
+      <w:r>
+        <w:rPr>
+          <w:rFonts w:asciiTheme="majorHAnsi" w:hAnsiTheme="majorHAnsi" w:cstheme="majorHAnsi"/>
+        </w:rPr>
+        <w:t xml:space="preserve"> most of last two decades</w:t>
+      </w:r>
+    </w:p>
+    <w:p>
+      <w:pPr>
+        <w:pStyle w:val="ListParagraph"/>
+        <w:numPr>
+          <w:ilvl w:val="1"/>
+          <w:numId w:val="1"/>
+        </w:numPr>
+        <w:rPr>
+          <w:rFonts w:asciiTheme="majorHAnsi" w:hAnsiTheme="majorHAnsi" w:cstheme="majorHAnsi"/>
+        </w:rPr>
+      </w:pPr>
+      <w:r>
+        <w:rPr>
+          <w:rFonts w:asciiTheme="majorHAnsi" w:hAnsiTheme="majorHAnsi" w:cstheme="majorHAnsi"/>
+        </w:rPr>
+        <w:t xml:space="preserve">Decreases in </w:t>
+      </w:r>
+      <w:r>
+        <w:rPr>
+          <w:rFonts w:asciiTheme="majorHAnsi" w:hAnsiTheme="majorHAnsi" w:cstheme="majorHAnsi"/>
+          <w:b/>
+        </w:rPr>
+        <w:t>road injury</w:t>
+      </w:r>
+      <w:r>
+        <w:rPr>
+          <w:rFonts w:asciiTheme="majorHAnsi" w:hAnsiTheme="majorHAnsi" w:cstheme="majorHAnsi"/>
+        </w:rPr>
+        <w:t xml:space="preserve"> deaths in the first decade of this century</w:t>
+      </w:r>
+    </w:p>
+    <w:p>
+      <w:pPr>
+        <w:pStyle w:val="ListParagraph"/>
+        <w:rPr>
+          <w:rFonts w:asciiTheme="majorHAnsi" w:hAnsiTheme="majorHAnsi" w:cstheme="majorHAnsi"/>
+        </w:rPr>
+      </w:pPr>
+    </w:p>
+    <w:p>
+      <w:pPr>
+        <w:pStyle w:val="ListParagraph"/>
+        <w:numPr>
+          <w:ilvl w:val="0"/>
+          <w:numId w:val="1"/>
+        </w:numPr>
+        <w:rPr>
+          <w:rFonts w:asciiTheme="majorHAnsi" w:hAnsiTheme="majorHAnsi" w:cstheme="majorHAnsi"/>
+        </w:rPr>
+      </w:pPr>
+      <w:r>
+        <w:rPr>
+          <w:rFonts w:asciiTheme="majorHAnsi" w:hAnsiTheme="majorHAnsi" w:cstheme="majorHAnsi"/>
+          <w:color w:val="C00000"/>
+        </w:rPr>
+        <w:t xml:space="preserve">All of these improvements have been impacted by Public Health's focus on </w:t>
+      </w:r>
+      <w:r>
+        <w:rPr>
+          <w:rFonts w:asciiTheme="majorHAnsi" w:hAnsiTheme="majorHAnsi" w:cstheme="majorHAnsi"/>
+          <w:b/>
+          <w:color w:val="C00000"/>
+        </w:rPr>
+        <w:t>"upstream" behavioral risks and "downstream" structural</w:t>
+      </w:r>
+      <w:r>
+        <w:rPr>
+          <w:rFonts w:asciiTheme="majorHAnsi" w:hAnsiTheme="majorHAnsi" w:cstheme="majorHAnsi"/>
+          <w:b/>
+          <w:color w:val="C00000"/>
+        </w:rPr>
+        <w:t>/social</w:t>
+      </w:r>
+      <w:r>
+        <w:rPr>
+          <w:rFonts w:asciiTheme="majorHAnsi" w:hAnsiTheme="majorHAnsi" w:cstheme="majorHAnsi"/>
+          <w:b/>
+          <w:color w:val="C00000"/>
+        </w:rPr>
+        <w:t xml:space="preserve"> determinants of health</w:t>
+      </w:r>
+    </w:p>
+    <w:p>
+      <w:pPr>
+        <w:pStyle w:val="ListParagraph"/>
+        <w:numPr>
+          <w:ilvl w:val="1"/>
+          <w:numId w:val="1"/>
+        </w:numPr>
+        <w:rPr>
+          <w:rFonts w:asciiTheme="majorHAnsi" w:hAnsiTheme="majorHAnsi" w:cstheme="majorHAnsi"/>
+        </w:rPr>
+      </w:pPr>
+      <w:r>
+        <w:rPr>
+          <w:rFonts w:asciiTheme="majorHAnsi" w:hAnsiTheme="majorHAnsi" w:cstheme="majorHAnsi"/>
+        </w:rPr>
+        <w:t>CVD still a leading cause of death, tobacco and hypertension leading risk factors</w:t>
+      </w:r>
+    </w:p>
+    <w:p>
+      <w:pPr>
+        <w:pStyle w:val="ListParagraph"/>
+        <w:numPr>
+          <w:ilvl w:val="1"/>
+          <w:numId w:val="1"/>
+        </w:numPr>
+        <w:rPr>
+          <w:rFonts w:asciiTheme="majorHAnsi" w:hAnsiTheme="majorHAnsi" w:cstheme="majorHAnsi"/>
+        </w:rPr>
+      </w:pPr>
+      <w:r>
+        <w:rPr>
+          <w:rFonts w:asciiTheme="majorHAnsi" w:hAnsiTheme="majorHAnsi" w:cstheme="majorHAnsi"/>
+        </w:rPr>
+        <w:t>Dietary risks, still most need for sustained effort</w:t>
+      </w:r>
+    </w:p>
+    <w:p>
+      <w:pPr>
+        <w:pStyle w:val="ListParagraph"/>
+        <w:numPr>
+          <w:ilvl w:val="1"/>
+          <w:numId w:val="1"/>
+        </w:numPr>
+        <w:rPr>
+          <w:rFonts w:asciiTheme="majorHAnsi" w:hAnsiTheme="majorHAnsi" w:cstheme="majorHAnsi"/>
+        </w:rPr>
+      </w:pPr>
+      <w:r>
+        <w:rPr>
+          <w:rFonts w:asciiTheme="majorHAnsi" w:hAnsiTheme="majorHAnsi" w:cstheme="majorHAnsi"/>
+        </w:rPr>
+        <w:t>SDOH</w:t>
+      </w:r>
+    </w:p>
+    <w:p>
+      <w:pPr>
+        <w:pStyle w:val="ListParagraph"/>
+        <w:numPr>
+          <w:ilvl w:val="1"/>
+          <w:numId w:val="1"/>
+        </w:numPr>
+        <w:rPr>
+          <w:rFonts w:asciiTheme="majorHAnsi" w:hAnsiTheme="majorHAnsi" w:cstheme="majorHAnsi"/>
+        </w:rPr>
+      </w:pPr>
+      <w:r>
+        <w:rPr>
+          <w:rFonts w:asciiTheme="majorHAnsi" w:hAnsiTheme="majorHAnsi" w:cstheme="majorHAnsi"/>
+        </w:rPr>
+        <w:t>Disparities</w:t>
+      </w:r>
+    </w:p>
+    <w:p>
+      <w:pPr>
+        <w:pStyle w:val="ListParagraph"/>
+        <w:rPr>
+          <w:rFonts w:asciiTheme="majorHAnsi" w:hAnsiTheme="majorHAnsi" w:cstheme="majorHAnsi"/>
+          <w:color w:val="C00000"/>
+        </w:rPr>
+      </w:pPr>
+    </w:p>
+    <w:p>
+      <w:pPr>
+        <w:rPr>
+          <w:rFonts w:asciiTheme="majorHAnsi" w:hAnsiTheme="majorHAnsi" w:cstheme="majorHAnsi"/>
+          <w:color w:val="C00000"/>
+        </w:rPr>
+      </w:pPr>
+      <w:r>
+        <w:rPr>
+          <w:rFonts w:asciiTheme="majorHAnsi" w:hAnsiTheme="majorHAnsi" w:cstheme="majorHAnsi"/>
+          <w:color w:val="C00000"/>
+        </w:rPr>
+        <w:br w:type="page"/>
+      </w:r>
+    </w:p>
+    <w:p>
+      <w:pPr>
+        <w:pStyle w:val="ListParagraph"/>
+        <w:numPr>
+          <w:ilvl w:val="0"/>
+          <w:numId w:val="1"/>
+        </w:numPr>
+        <w:rPr>
+          <w:rFonts w:asciiTheme="majorHAnsi" w:hAnsiTheme="majorHAnsi" w:cstheme="majorHAnsi"/>
+          <w:color w:val="C00000"/>
+        </w:rPr>
+      </w:pPr>
+      <w:r>
+        <w:rPr>
+          <w:rFonts w:asciiTheme="majorHAnsi" w:hAnsiTheme="majorHAnsi" w:cstheme="majorHAnsi"/>
+          <w:color w:val="C00000"/>
+        </w:rPr>
+        <w:lastRenderedPageBreak/>
+        <w:t xml:space="preserve">While the health of California’s is good, and great progress has been made, there are </w:t>
+      </w:r>
+      <w:r>
+        <w:rPr>
+          <w:rFonts w:asciiTheme="majorHAnsi" w:hAnsiTheme="majorHAnsi" w:cstheme="majorHAnsi"/>
+          <w:b/>
+          <w:color w:val="C00000"/>
+        </w:rPr>
+        <w:t>many areas of concern</w:t>
+      </w:r>
+      <w:r>
+        <w:rPr>
+          <w:rFonts w:asciiTheme="majorHAnsi" w:hAnsiTheme="majorHAnsi" w:cstheme="majorHAnsi"/>
+          <w:color w:val="C00000"/>
+        </w:rPr>
+        <w:t xml:space="preserve">, </w:t>
+      </w:r>
+      <w:r>
+        <w:rPr>
+          <w:rFonts w:asciiTheme="majorHAnsi" w:hAnsiTheme="majorHAnsi" w:cstheme="majorHAnsi"/>
+          <w:color w:val="C00000"/>
+        </w:rPr>
+        <w:t xml:space="preserve">including </w:t>
+      </w:r>
+      <w:r>
+        <w:rPr>
+          <w:rFonts w:asciiTheme="majorHAnsi" w:hAnsiTheme="majorHAnsi" w:cstheme="majorHAnsi"/>
+          <w:color w:val="C00000"/>
+        </w:rPr>
+        <w:t xml:space="preserve">some </w:t>
+      </w:r>
+      <w:r>
+        <w:rPr>
+          <w:rFonts w:asciiTheme="majorHAnsi" w:hAnsiTheme="majorHAnsi" w:cstheme="majorHAnsi"/>
+          <w:b/>
+          <w:color w:val="C00000"/>
+        </w:rPr>
+        <w:t>trends getting worse</w:t>
+      </w:r>
+      <w:r>
+        <w:rPr>
+          <w:rFonts w:asciiTheme="majorHAnsi" w:hAnsiTheme="majorHAnsi" w:cstheme="majorHAnsi"/>
+          <w:color w:val="C00000"/>
+        </w:rPr>
+        <w:t>.</w:t>
+      </w:r>
+    </w:p>
+    <w:p>
+      <w:pPr>
+        <w:pStyle w:val="ListParagraph"/>
+        <w:numPr>
+          <w:ilvl w:val="1"/>
+          <w:numId w:val="1"/>
+        </w:numPr>
+        <w:rPr>
+          <w:rFonts w:asciiTheme="majorHAnsi" w:hAnsiTheme="majorHAnsi" w:cstheme="majorHAnsi"/>
+          <w:color w:val="538135" w:themeColor="accent6" w:themeShade="BF"/>
+        </w:rPr>
+      </w:pPr>
+      <w:r>
+        <w:rPr>
+          <w:rFonts w:asciiTheme="majorHAnsi" w:hAnsiTheme="majorHAnsi" w:cstheme="majorHAnsi"/>
+          <w:color w:val="538135" w:themeColor="accent6" w:themeShade="BF"/>
+        </w:rPr>
         <w:t xml:space="preserve"> </w:t>
       </w:r>
       <w:r>
-        <w:t>measure</w:t>
-      </w:r>
-      <w:r>
-        <w:t>, "</w:t>
-      </w:r>
-      <w:r>
-        <w:rPr>
-          <w:b/>
-        </w:rPr>
-        <w:t xml:space="preserve">all cause </w:t>
-      </w:r>
-      <w:r>
-        <w:rPr>
-          <w:b/>
-        </w:rPr>
-        <w:t>mortality</w:t>
-      </w:r>
-      <w:r>
-        <w:t xml:space="preserve">" is at its lowest rate ever, and has </w:t>
-      </w:r>
-      <w:r>
-        <w:rPr>
-          <w:b/>
-        </w:rPr>
-        <w:t>decreased</w:t>
-      </w:r>
-      <w:r>
+        <w:rPr>
+          <w:rFonts w:asciiTheme="majorHAnsi" w:hAnsiTheme="majorHAnsi" w:cstheme="majorHAnsi"/>
+          <w:color w:val="538135" w:themeColor="accent6" w:themeShade="BF"/>
+        </w:rPr>
+        <w:t>(KEY</w:t>
+      </w:r>
+      <w:r>
+        <w:rPr>
+          <w:rFonts w:asciiTheme="majorHAnsi" w:hAnsiTheme="majorHAnsi" w:cstheme="majorHAnsi"/>
+          <w:color w:val="538135" w:themeColor="accent6" w:themeShade="BF"/>
+        </w:rPr>
+        <w:t>:</w:t>
+      </w:r>
+      <w:r>
+        <w:rPr>
+          <w:rFonts w:asciiTheme="majorHAnsi" w:hAnsiTheme="majorHAnsi" w:cstheme="majorHAnsi"/>
+          <w:color w:val="538135" w:themeColor="accent6" w:themeShade="BF"/>
+        </w:rPr>
+        <w:t>)</w:t>
+      </w:r>
+    </w:p>
+    <w:p>
+      <w:pPr>
+        <w:pStyle w:val="ListParagraph"/>
+        <w:numPr>
+          <w:ilvl w:val="1"/>
+          <w:numId w:val="1"/>
+        </w:numPr>
+        <w:rPr>
+          <w:rFonts w:asciiTheme="majorHAnsi" w:hAnsiTheme="majorHAnsi" w:cstheme="majorHAnsi"/>
+        </w:rPr>
+      </w:pPr>
+      <w:r>
+        <w:rPr>
+          <w:rFonts w:asciiTheme="majorHAnsi" w:hAnsiTheme="majorHAnsi" w:cstheme="majorHAnsi"/>
+        </w:rPr>
+        <w:t xml:space="preserve">Deaths due to </w:t>
+      </w:r>
+      <w:r>
+        <w:rPr>
+          <w:rFonts w:asciiTheme="majorHAnsi" w:hAnsiTheme="majorHAnsi" w:cstheme="majorHAnsi"/>
+          <w:b/>
+        </w:rPr>
+        <w:t>Alzheimer’s disease have increased sharply</w:t>
+      </w:r>
+      <w:r>
+        <w:rPr>
+          <w:rFonts w:asciiTheme="majorHAnsi" w:hAnsiTheme="majorHAnsi" w:cstheme="majorHAnsi"/>
+        </w:rPr>
+        <w:t xml:space="preserve"> in the past two decades. As of 2008, </w:t>
+      </w:r>
+      <w:r>
+        <w:rPr>
+          <w:rFonts w:asciiTheme="majorHAnsi" w:hAnsiTheme="majorHAnsi" w:cstheme="majorHAnsi"/>
+        </w:rPr>
+        <w:t>Alzheimer’s</w:t>
+      </w:r>
+      <w:r>
+        <w:rPr>
+          <w:rFonts w:asciiTheme="majorHAnsi" w:hAnsiTheme="majorHAnsi" w:cstheme="majorHAnsi"/>
+        </w:rPr>
+        <w:t xml:space="preserve"> became the </w:t>
+      </w:r>
+      <w:r>
+        <w:rPr>
+          <w:rFonts w:asciiTheme="majorHAnsi" w:hAnsiTheme="majorHAnsi" w:cstheme="majorHAnsi"/>
+          <w:b/>
+        </w:rPr>
+        <w:t>second leading cause of death</w:t>
+      </w:r>
+      <w:r>
+        <w:rPr>
+          <w:rFonts w:asciiTheme="majorHAnsi" w:hAnsiTheme="majorHAnsi" w:cstheme="majorHAnsi"/>
+        </w:rPr>
+        <w:t xml:space="preserve"> in California, with over 25,000 deaths in 2018. As of 2014, there appears to be some leveling off of the rate. </w:t>
+      </w:r>
+    </w:p>
+    <w:p>
+      <w:pPr>
+        <w:pStyle w:val="ListParagraph"/>
+        <w:numPr>
+          <w:ilvl w:val="1"/>
+          <w:numId w:val="1"/>
+        </w:numPr>
+        <w:rPr>
+          <w:rFonts w:asciiTheme="majorHAnsi" w:hAnsiTheme="majorHAnsi" w:cstheme="majorHAnsi"/>
+        </w:rPr>
+      </w:pPr>
+      <w:r>
+        <w:rPr>
+          <w:rFonts w:asciiTheme="majorHAnsi" w:hAnsiTheme="majorHAnsi" w:cstheme="majorHAnsi"/>
+        </w:rPr>
+        <w:t xml:space="preserve">Deaths due to </w:t>
+      </w:r>
+      <w:r>
+        <w:rPr>
+          <w:rFonts w:asciiTheme="majorHAnsi" w:hAnsiTheme="majorHAnsi" w:cstheme="majorHAnsi"/>
+          <w:b/>
+        </w:rPr>
+        <w:t>Kidney</w:t>
+      </w:r>
+      <w:r>
+        <w:rPr>
+          <w:rFonts w:asciiTheme="majorHAnsi" w:hAnsiTheme="majorHAnsi" w:cstheme="majorHAnsi"/>
+          <w:b/>
+        </w:rPr>
+        <w:t xml:space="preserve"> disease</w:t>
+      </w:r>
+      <w:r>
+        <w:rPr>
+          <w:rFonts w:asciiTheme="majorHAnsi" w:hAnsiTheme="majorHAnsi" w:cstheme="majorHAnsi"/>
+        </w:rPr>
         <w:t xml:space="preserve"> </w:t>
       </w:r>
       <w:r>
-        <w:t>substantially</w:t>
-      </w:r>
-      <w:r>
-        <w:t xml:space="preserve"> and steadily over for </w:t>
-      </w:r>
-      <w:r>
-        <w:rPr>
-          <w:b/>
-        </w:rPr>
-        <w:t>males and females</w:t>
-      </w:r>
-      <w:r>
-        <w:t xml:space="preserve">, for </w:t>
-      </w:r>
-      <w:r>
-        <w:rPr>
-          <w:b/>
-        </w:rPr>
-        <w:t>all racial/ethnic groups</w:t>
-      </w:r>
-      <w:r>
-        <w:t>, and in all regions of the State</w:t>
+        <w:rPr>
+          <w:rFonts w:asciiTheme="majorHAnsi" w:hAnsiTheme="majorHAnsi" w:cstheme="majorHAnsi"/>
+        </w:rPr>
+        <w:t xml:space="preserve">have </w:t>
+      </w:r>
+      <w:r>
+        <w:rPr>
+          <w:rFonts w:asciiTheme="majorHAnsi" w:hAnsiTheme="majorHAnsi" w:cstheme="majorHAnsi"/>
+          <w:b/>
+        </w:rPr>
+        <w:t>increased more rapidly</w:t>
+      </w:r>
+      <w:r>
+        <w:rPr>
+          <w:rFonts w:asciiTheme="majorHAnsi" w:hAnsiTheme="majorHAnsi" w:cstheme="majorHAnsi"/>
+        </w:rPr>
+        <w:t xml:space="preserve"> than deaths from any other condition in the last 10 years (over 60% from 2008 to 2018).</w:t>
+      </w:r>
+    </w:p>
+    <w:p>
+      <w:pPr>
+        <w:pStyle w:val="ListParagraph"/>
+        <w:numPr>
+          <w:ilvl w:val="2"/>
+          <w:numId w:val="1"/>
+        </w:numPr>
+        <w:rPr>
+          <w:rFonts w:asciiTheme="majorHAnsi" w:hAnsiTheme="majorHAnsi" w:cstheme="majorHAnsi"/>
+          <w:color w:val="538135" w:themeColor="accent6" w:themeShade="BF"/>
+        </w:rPr>
+      </w:pPr>
+      <w:r>
+        <w:rPr>
+          <w:rFonts w:asciiTheme="majorHAnsi" w:hAnsiTheme="majorHAnsi" w:cstheme="majorHAnsi"/>
+          <w:color w:val="538135" w:themeColor="accent6" w:themeShade="BF"/>
+        </w:rPr>
+        <w:t>Needs/will get detailed review to define and assess more carefully</w:t>
       </w:r>
     </w:p>
     <w:p>
@@ -162,42 +1885,41 @@
           <w:ilvl w:val="1"/>
           <w:numId w:val="1"/>
         </w:numPr>
-      </w:pPr>
-      <w:r>
-        <w:t>W</w:t>
-      </w:r>
-      <w:r>
-        <w:t xml:space="preserve">hile overall death rates have decreased for all group, they have </w:t>
-      </w:r>
-      <w:r>
-        <w:t>decreased</w:t>
-      </w:r>
-      <w:r>
-        <w:t xml:space="preserve"> faster f</w:t>
-      </w:r>
-      <w:r>
-        <w:t xml:space="preserve">or </w:t>
-      </w:r>
-      <w:r>
-        <w:t xml:space="preserve">some than others.  One </w:t>
-      </w:r>
-      <w:r>
-        <w:t>consequence</w:t>
-      </w:r>
-      <w:r>
-        <w:t xml:space="preserve"> of these changes is that the disparity in the rate ratio (a key measure of disparity) for black to white all-cause deaths has decreased over the past two decades. </w:t>
-      </w:r>
-      <w:r>
-        <w:t xml:space="preserve">This indicates some key </w:t>
-      </w:r>
-      <w:r>
-        <w:rPr>
-          <w:b/>
-        </w:rPr>
-        <w:t>disparities are decreasing</w:t>
-      </w:r>
-      <w:r>
-        <w:t>.</w:t>
+        <w:rPr>
+          <w:rFonts w:asciiTheme="majorHAnsi" w:hAnsiTheme="majorHAnsi" w:cstheme="majorHAnsi"/>
+        </w:rPr>
+      </w:pPr>
+      <w:r>
+        <w:rPr>
+          <w:rFonts w:asciiTheme="majorHAnsi" w:hAnsiTheme="majorHAnsi" w:cstheme="majorHAnsi"/>
+        </w:rPr>
+        <w:t xml:space="preserve">While Cardiovascular disease overall has decreased, some types have increased recently, including </w:t>
+      </w:r>
+      <w:r>
+        <w:rPr>
+          <w:rFonts w:asciiTheme="majorHAnsi" w:hAnsiTheme="majorHAnsi" w:cstheme="majorHAnsi"/>
+          <w:b/>
+        </w:rPr>
+        <w:t>hypertensive heart disease</w:t>
+      </w:r>
+      <w:r>
+        <w:rPr>
+          <w:rFonts w:asciiTheme="majorHAnsi" w:hAnsiTheme="majorHAnsi" w:cstheme="majorHAnsi"/>
+        </w:rPr>
+        <w:t xml:space="preserve"> and </w:t>
+      </w:r>
+      <w:r>
+        <w:rPr>
+          <w:rFonts w:asciiTheme="majorHAnsi" w:hAnsiTheme="majorHAnsi" w:cstheme="majorHAnsi"/>
+          <w:color w:val="538135" w:themeColor="accent6" w:themeShade="BF"/>
+        </w:rPr>
+        <w:t>congestive heart failure</w:t>
+      </w:r>
+      <w:r>
+        <w:rPr>
+          <w:rFonts w:asciiTheme="majorHAnsi" w:hAnsiTheme="majorHAnsi" w:cstheme="majorHAnsi"/>
+        </w:rPr>
+        <w:t xml:space="preserve"> </w:t>
       </w:r>
     </w:p>
     <w:p>
@@ -207,9 +1929,16 @@
           <w:ilvl w:val="2"/>
           <w:numId w:val="1"/>
         </w:numPr>
-      </w:pPr>
-      <w:r>
-        <w:t>see slides X and CCB trend tab</w:t>
+        <w:rPr>
+          <w:rFonts w:asciiTheme="majorHAnsi" w:hAnsiTheme="majorHAnsi" w:cstheme="majorHAnsi"/>
+        </w:rPr>
+      </w:pPr>
+      <w:r>
+        <w:rPr>
+          <w:rFonts w:asciiTheme="majorHAnsi" w:hAnsiTheme="majorHAnsi" w:cstheme="majorHAnsi"/>
+          <w:color w:val="538135" w:themeColor="accent6" w:themeShade="BF"/>
+        </w:rPr>
+        <w:t>hard to see this in summary data sides; can make additional ones if needed; can see clearly in CCB</w:t>
       </w:r>
     </w:p>
     <w:p>
@@ -219,33 +1948,64 @@
           <w:ilvl w:val="1"/>
           <w:numId w:val="1"/>
         </w:numPr>
-      </w:pPr>
-      <w:r>
-        <w:rPr>
-          <w:b/>
-        </w:rPr>
-        <w:t xml:space="preserve">Infant </w:t>
-      </w:r>
-      <w:r>
-        <w:rPr>
-          <w:b/>
-        </w:rPr>
-        <w:t>mortality</w:t>
-      </w:r>
-      <w:r>
-        <w:t xml:space="preserve">, a key overall </w:t>
-      </w:r>
-      <w:r>
-        <w:t>measure</w:t>
-      </w:r>
-      <w:r>
-        <w:t xml:space="preserve"> of the health of a population, particularly the health and prenatal health care of mothers, is at </w:t>
-      </w:r>
-      <w:r>
-        <w:t>its</w:t>
-      </w:r>
-      <w:r>
-        <w:t xml:space="preserve"> lowest rate ever -- 4.2 infant deaths per 1,000 live births in 2017</w:t>
+        <w:rPr>
+          <w:rFonts w:asciiTheme="majorHAnsi" w:hAnsiTheme="majorHAnsi" w:cstheme="majorHAnsi"/>
+        </w:rPr>
+      </w:pPr>
+      <w:r>
+        <w:rPr>
+          <w:rFonts w:asciiTheme="majorHAnsi" w:hAnsiTheme="majorHAnsi" w:cstheme="majorHAnsi"/>
+        </w:rPr>
+        <w:t>S</w:t>
+      </w:r>
+      <w:r>
+        <w:rPr>
+          <w:rFonts w:asciiTheme="majorHAnsi" w:hAnsiTheme="majorHAnsi" w:cstheme="majorHAnsi"/>
+        </w:rPr>
+        <w:t>trong increase in drug-related deaths</w:t>
+      </w:r>
+      <w:r>
+        <w:rPr>
+          <w:rFonts w:asciiTheme="majorHAnsi" w:hAnsiTheme="majorHAnsi" w:cstheme="majorHAnsi"/>
+        </w:rPr>
+        <w:t xml:space="preserve">, reflecting the ongoing </w:t>
+      </w:r>
+      <w:r>
+        <w:rPr>
+          <w:rFonts w:asciiTheme="majorHAnsi" w:hAnsiTheme="majorHAnsi" w:cstheme="majorHAnsi"/>
+          <w:b/>
+        </w:rPr>
+        <w:t>Opioid Epidemic</w:t>
+      </w:r>
+    </w:p>
+    <w:p>
+      <w:pPr>
+        <w:pStyle w:val="ListParagraph"/>
+        <w:numPr>
+          <w:ilvl w:val="1"/>
+          <w:numId w:val="1"/>
+        </w:numPr>
+        <w:rPr>
+          <w:rFonts w:asciiTheme="majorHAnsi" w:hAnsiTheme="majorHAnsi" w:cstheme="majorHAnsi"/>
+        </w:rPr>
+      </w:pPr>
+      <w:r>
+        <w:rPr>
+          <w:rFonts w:asciiTheme="majorHAnsi" w:hAnsiTheme="majorHAnsi" w:cstheme="majorHAnsi"/>
+        </w:rPr>
+        <w:t xml:space="preserve">Striking increases </w:t>
+      </w:r>
+      <w:r>
+        <w:rPr>
+          <w:rFonts w:asciiTheme="majorHAnsi" w:hAnsiTheme="majorHAnsi" w:cstheme="majorHAnsi"/>
+        </w:rPr>
+        <w:t>in road injury deaths in the second decade of this century</w:t>
+      </w:r>
+      <w:r>
+        <w:rPr>
+          <w:rFonts w:asciiTheme="majorHAnsi" w:hAnsiTheme="majorHAnsi" w:cstheme="majorHAnsi"/>
+        </w:rPr>
+        <w:t xml:space="preserve"> (in contract to the decreases during the first decade)</w:t>
       </w:r>
     </w:p>
     <w:p>
@@ -255,16 +2015,159 @@
           <w:ilvl w:val="2"/>
           <w:numId w:val="1"/>
         </w:numPr>
-      </w:pPr>
-      <w:r>
-        <w:t>https://www.cdc.gov/nchs/pressroom/states/california/california.htm)</w:t>
-      </w:r>
-    </w:p>
-    <w:p>
-      <w:bookmarkStart w:id="0" w:name="_GoBack"/>
-      <w:bookmarkEnd w:id="0"/>
-    </w:p>
-    <w:p/>
+        <w:rPr>
+          <w:rFonts w:asciiTheme="majorHAnsi" w:hAnsiTheme="majorHAnsi" w:cstheme="majorHAnsi"/>
+          <w:color w:val="538135" w:themeColor="accent6" w:themeShade="BF"/>
+        </w:rPr>
+      </w:pPr>
+      <w:r>
+        <w:rPr>
+          <w:rFonts w:asciiTheme="majorHAnsi" w:hAnsiTheme="majorHAnsi" w:cstheme="majorHAnsi"/>
+          <w:color w:val="538135" w:themeColor="accent6" w:themeShade="BF"/>
+        </w:rPr>
+        <w:t xml:space="preserve">cell </w:t>
+      </w:r>
+      <w:r>
+        <w:rPr>
+          <w:rFonts w:asciiTheme="majorHAnsi" w:hAnsiTheme="majorHAnsi" w:cstheme="majorHAnsi"/>
+          <w:color w:val="538135" w:themeColor="accent6" w:themeShade="BF"/>
+        </w:rPr>
+        <w:t>phones</w:t>
+      </w:r>
+      <w:r>
+        <w:rPr>
+          <w:rFonts w:asciiTheme="majorHAnsi" w:hAnsiTheme="majorHAnsi" w:cstheme="majorHAnsi"/>
+          <w:color w:val="538135" w:themeColor="accent6" w:themeShade="BF"/>
+        </w:rPr>
+        <w:t>? social media? more female drivers?</w:t>
+      </w:r>
+    </w:p>
+    <w:p>
+      <w:pPr>
+        <w:pStyle w:val="ListParagraph"/>
+        <w:numPr>
+          <w:ilvl w:val="1"/>
+          <w:numId w:val="1"/>
+        </w:numPr>
+        <w:rPr>
+          <w:rFonts w:asciiTheme="majorHAnsi" w:hAnsiTheme="majorHAnsi" w:cstheme="majorHAnsi"/>
+        </w:rPr>
+      </w:pPr>
+      <w:r>
+        <w:rPr>
+          <w:rFonts w:asciiTheme="majorHAnsi" w:hAnsiTheme="majorHAnsi" w:cstheme="majorHAnsi"/>
+          <w:color w:val="538135" w:themeColor="accent6" w:themeShade="BF"/>
+        </w:rPr>
+        <w:t>(OTHER</w:t>
+      </w:r>
+      <w:r>
+        <w:rPr>
+          <w:rFonts w:asciiTheme="majorHAnsi" w:hAnsiTheme="majorHAnsi" w:cstheme="majorHAnsi"/>
+          <w:color w:val="538135" w:themeColor="accent6" w:themeShade="BF"/>
+        </w:rPr>
+        <w:t>:</w:t>
+      </w:r>
+      <w:r>
+        <w:rPr>
+          <w:rFonts w:asciiTheme="majorHAnsi" w:hAnsiTheme="majorHAnsi" w:cstheme="majorHAnsi"/>
+          <w:color w:val="538135" w:themeColor="accent6" w:themeShade="BF"/>
+        </w:rPr>
+        <w:t>)</w:t>
+      </w:r>
+      <w:r>
+        <w:rPr>
+          <w:rFonts w:asciiTheme="majorHAnsi" w:hAnsiTheme="majorHAnsi" w:cstheme="majorHAnsi"/>
+        </w:rPr>
+        <w:t xml:space="preserve"> </w:t>
+      </w:r>
+    </w:p>
+    <w:p>
+      <w:pPr>
+        <w:pStyle w:val="ListParagraph"/>
+        <w:numPr>
+          <w:ilvl w:val="1"/>
+          <w:numId w:val="1"/>
+        </w:numPr>
+        <w:rPr>
+          <w:rFonts w:asciiTheme="majorHAnsi" w:hAnsiTheme="majorHAnsi" w:cstheme="majorHAnsi"/>
+        </w:rPr>
+      </w:pPr>
+      <w:r>
+        <w:rPr>
+          <w:rFonts w:asciiTheme="majorHAnsi" w:hAnsiTheme="majorHAnsi" w:cstheme="majorHAnsi"/>
+        </w:rPr>
+        <w:t>I</w:t>
+      </w:r>
+      <w:r>
+        <w:rPr>
+          <w:rFonts w:asciiTheme="majorHAnsi" w:hAnsiTheme="majorHAnsi" w:cstheme="majorHAnsi"/>
+        </w:rPr>
+        <w:t xml:space="preserve">ncreases in "sepsis" </w:t>
+      </w:r>
+      <w:r>
+        <w:rPr>
+          <w:rFonts w:asciiTheme="majorHAnsi" w:hAnsiTheme="majorHAnsi" w:cstheme="majorHAnsi"/>
+          <w:color w:val="538135" w:themeColor="accent6" w:themeShade="BF"/>
+        </w:rPr>
+        <w:t>(part of "other infectious diseases")</w:t>
+      </w:r>
+    </w:p>
+    <w:p>
+      <w:pPr>
+        <w:pStyle w:val="ListParagraph"/>
+        <w:numPr>
+          <w:ilvl w:val="1"/>
+          <w:numId w:val="1"/>
+        </w:numPr>
+        <w:rPr>
+          <w:rFonts w:asciiTheme="majorHAnsi" w:hAnsiTheme="majorHAnsi" w:cstheme="majorHAnsi"/>
+        </w:rPr>
+      </w:pPr>
+      <w:r>
+        <w:rPr>
+          <w:rFonts w:asciiTheme="majorHAnsi" w:hAnsiTheme="majorHAnsi" w:cstheme="majorHAnsi"/>
+        </w:rPr>
+        <w:t xml:space="preserve">Extraordinary </w:t>
+      </w:r>
+      <w:r>
+        <w:rPr>
+          <w:rFonts w:asciiTheme="majorHAnsi" w:hAnsiTheme="majorHAnsi" w:cstheme="majorHAnsi"/>
+        </w:rPr>
+        <w:t>increases in congenital syphilis</w:t>
+      </w:r>
+    </w:p>
+    <w:p>
+      <w:pPr>
+        <w:pStyle w:val="ListParagraph"/>
+        <w:numPr>
+          <w:ilvl w:val="1"/>
+          <w:numId w:val="1"/>
+        </w:numPr>
+        <w:rPr>
+          <w:rFonts w:asciiTheme="majorHAnsi" w:hAnsiTheme="majorHAnsi" w:cstheme="majorHAnsi"/>
+        </w:rPr>
+      </w:pPr>
+      <w:r>
+        <w:rPr>
+          <w:rFonts w:asciiTheme="majorHAnsi" w:hAnsiTheme="majorHAnsi" w:cstheme="majorHAnsi"/>
+        </w:rPr>
+        <w:t>Uptick in deaths from (lower) respiratory infection last couple years</w:t>
+      </w:r>
+      <w:r>
+        <w:rPr>
+          <w:rFonts w:asciiTheme="majorHAnsi" w:hAnsiTheme="majorHAnsi" w:cstheme="majorHAnsi"/>
+        </w:rPr>
+        <w:t xml:space="preserve"> </w:t>
+      </w:r>
+    </w:p>
+    <w:p>
+      <w:pPr>
+        <w:pStyle w:val="ListParagraph"/>
+        <w:rPr>
+          <w:rFonts w:asciiTheme="majorHAnsi" w:hAnsiTheme="majorHAnsi" w:cstheme="majorHAnsi"/>
+        </w:rPr>
+      </w:pPr>
+    </w:p>
     <w:p>
       <w:pPr>
         <w:pStyle w:val="ListParagraph"/>
@@ -272,33 +2175,258 @@
           <w:ilvl w:val="0"/>
           <w:numId w:val="1"/>
         </w:numPr>
-      </w:pPr>
-      <w:r>
-        <w:t>This overall improvement in health is due to s</w:t>
-      </w:r>
-      <w:r>
-        <w:t xml:space="preserve">teady and sustained decreases in some of the leading </w:t>
-      </w:r>
-      <w:r>
-        <w:t>causes</w:t>
-      </w:r>
-      <w:r>
-        <w:t xml:space="preserve"> of death</w:t>
-      </w:r>
-      <w:r>
-        <w:t xml:space="preserve">.  There have also been some </w:t>
-      </w:r>
-      <w:r>
-        <w:t xml:space="preserve">noteworthy </w:t>
-      </w:r>
-      <w:r>
-        <w:t xml:space="preserve">decreases in some important, but less common </w:t>
-      </w:r>
-      <w:r>
+        <w:rPr>
+          <w:rFonts w:asciiTheme="majorHAnsi" w:hAnsiTheme="majorHAnsi" w:cstheme="majorHAnsi"/>
+          <w:b/>
+        </w:rPr>
+      </w:pPr>
+      <w:r>
+        <w:rPr>
+          <w:rFonts w:asciiTheme="majorHAnsi" w:hAnsiTheme="majorHAnsi" w:cstheme="majorHAnsi"/>
+          <w:b/>
+          <w:color w:val="C00000"/>
+        </w:rPr>
+        <w:t>Life Course</w:t>
+      </w:r>
+    </w:p>
+    <w:p>
+      <w:pPr>
+        <w:pStyle w:val="ListParagraph"/>
+        <w:numPr>
+          <w:ilvl w:val="1"/>
+          <w:numId w:val="1"/>
+        </w:numPr>
+        <w:rPr>
+          <w:rFonts w:asciiTheme="majorHAnsi" w:hAnsiTheme="majorHAnsi" w:cstheme="majorHAnsi"/>
+        </w:rPr>
+      </w:pPr>
+      <w:r>
+        <w:rPr>
+          <w:rFonts w:asciiTheme="majorHAnsi" w:hAnsiTheme="majorHAnsi" w:cstheme="majorHAnsi"/>
+        </w:rPr>
+        <w:t xml:space="preserve">Age is, of course, strongly associated morbidity and mortality. Death rates, and many disease rates, are much higher in older age groups compared to younger groups. </w:t>
+      </w:r>
+      <w:r>
+        <w:rPr>
+          <w:rFonts w:asciiTheme="majorHAnsi" w:hAnsiTheme="majorHAnsi" w:cstheme="majorHAnsi"/>
+        </w:rPr>
+        <w:t>For example, w</w:t>
+      </w:r>
+      <w:r>
+        <w:rPr>
+          <w:rFonts w:asciiTheme="majorHAnsi" w:hAnsiTheme="majorHAnsi" w:cstheme="majorHAnsi"/>
+        </w:rPr>
+        <w:t xml:space="preserve">hile persons &gt; </w:t>
+      </w:r>
+      <w:r>
+        <w:rPr>
+          <w:rFonts w:asciiTheme="majorHAnsi" w:hAnsiTheme="majorHAnsi" w:cstheme="majorHAnsi"/>
+        </w:rPr>
+        <w:t>8</w:t>
+      </w:r>
+      <w:r>
+        <w:rPr>
+          <w:rFonts w:asciiTheme="majorHAnsi" w:hAnsiTheme="majorHAnsi" w:cstheme="majorHAnsi"/>
+        </w:rPr>
+        <w:t>5 years of age are only x% of the California population, they account for xx% of all deaths.</w:t>
+      </w:r>
+      <w:r>
+        <w:rPr>
+          <w:rFonts w:asciiTheme="majorHAnsi" w:hAnsiTheme="majorHAnsi" w:cstheme="majorHAnsi"/>
+        </w:rPr>
+        <w:t xml:space="preserve">  </w:t>
+      </w:r>
+    </w:p>
+    <w:p>
+      <w:pPr>
+        <w:pStyle w:val="ListParagraph"/>
+        <w:numPr>
+          <w:ilvl w:val="2"/>
+          <w:numId w:val="1"/>
+        </w:numPr>
+        <w:rPr>
+          <w:rFonts w:asciiTheme="majorHAnsi" w:hAnsiTheme="majorHAnsi" w:cstheme="majorHAnsi"/>
+        </w:rPr>
+      </w:pPr>
+      <w:r>
+        <w:rPr>
+          <w:rFonts w:asciiTheme="majorHAnsi" w:hAnsiTheme="majorHAnsi" w:cstheme="majorHAnsi"/>
+        </w:rPr>
+        <w:t>Deaths in the older age groups are heavily dominated by chronic diseases, including cardiovascular disease, Alzheimer’s disease, and cancer.</w:t>
+      </w:r>
+    </w:p>
+    <w:p>
+      <w:pPr>
+        <w:pStyle w:val="ListParagraph"/>
+        <w:numPr>
+          <w:ilvl w:val="1"/>
+          <w:numId w:val="1"/>
+        </w:numPr>
+        <w:rPr>
+          <w:rFonts w:asciiTheme="majorHAnsi" w:hAnsiTheme="majorHAnsi" w:cstheme="majorHAnsi"/>
+        </w:rPr>
+      </w:pPr>
+      <w:r>
+        <w:rPr>
+          <w:rFonts w:asciiTheme="majorHAnsi" w:hAnsiTheme="majorHAnsi" w:cstheme="majorHAnsi"/>
+        </w:rPr>
+        <w:t>While the number</w:t>
+      </w:r>
+      <w:r>
+        <w:rPr>
+          <w:rFonts w:asciiTheme="majorHAnsi" w:hAnsiTheme="majorHAnsi" w:cstheme="majorHAnsi"/>
+        </w:rPr>
+        <w:t>s</w:t>
+      </w:r>
+      <w:r>
+        <w:rPr>
+          <w:rFonts w:asciiTheme="majorHAnsi" w:hAnsiTheme="majorHAnsi" w:cstheme="majorHAnsi"/>
+        </w:rPr>
+        <w:t xml:space="preserve"> of deaths </w:t>
+      </w:r>
+      <w:r>
+        <w:rPr>
+          <w:rFonts w:asciiTheme="majorHAnsi" w:hAnsiTheme="majorHAnsi" w:cstheme="majorHAnsi"/>
+        </w:rPr>
+        <w:t xml:space="preserve">and serious diseases are </w:t>
+      </w:r>
+      <w:r>
+        <w:rPr>
+          <w:rFonts w:asciiTheme="majorHAnsi" w:hAnsiTheme="majorHAnsi" w:cstheme="majorHAnsi"/>
+        </w:rPr>
+        <w:t>much smaller</w:t>
+      </w:r>
+      <w:r>
+        <w:rPr>
+          <w:rFonts w:asciiTheme="majorHAnsi" w:hAnsiTheme="majorHAnsi" w:cstheme="majorHAnsi"/>
+        </w:rPr>
+        <w:t xml:space="preserve"> among younger persons</w:t>
+      </w:r>
+      <w:r>
+        <w:rPr>
+          <w:rFonts w:asciiTheme="majorHAnsi" w:hAnsiTheme="majorHAnsi" w:cstheme="majorHAnsi"/>
+        </w:rPr>
+        <w:t xml:space="preserve">, </w:t>
+      </w:r>
+      <w:r>
+        <w:rPr>
+          <w:rFonts w:asciiTheme="majorHAnsi" w:hAnsiTheme="majorHAnsi" w:cstheme="majorHAnsi"/>
+        </w:rPr>
+        <w:t>these</w:t>
+      </w:r>
+      <w:r>
+        <w:rPr>
+          <w:rFonts w:asciiTheme="majorHAnsi" w:hAnsiTheme="majorHAnsi" w:cstheme="majorHAnsi"/>
+        </w:rPr>
+        <w:t xml:space="preserve"> </w:t>
+      </w:r>
+      <w:r>
+        <w:rPr>
+          <w:rFonts w:asciiTheme="majorHAnsi" w:hAnsiTheme="majorHAnsi" w:cstheme="majorHAnsi"/>
+        </w:rPr>
+        <w:t xml:space="preserve">occurrences </w:t>
+      </w:r>
+      <w:r>
+        <w:rPr>
+          <w:rFonts w:asciiTheme="majorHAnsi" w:hAnsiTheme="majorHAnsi" w:cstheme="majorHAnsi"/>
+        </w:rPr>
+        <w:t xml:space="preserve">are intrinsically and centrally important to Public Health, and all of society, because of </w:t>
+      </w:r>
+      <w:r>
+        <w:rPr>
+          <w:rFonts w:asciiTheme="majorHAnsi" w:hAnsiTheme="majorHAnsi" w:cstheme="majorHAnsi"/>
+        </w:rPr>
+        <w:t xml:space="preserve">(1) the emotional impact and human suffering associated with </w:t>
+      </w:r>
+      <w:r>
+        <w:rPr>
+          <w:rFonts w:asciiTheme="majorHAnsi" w:hAnsiTheme="majorHAnsi" w:cstheme="majorHAnsi"/>
+        </w:rPr>
+        <w:t>death,</w:t>
+      </w:r>
+      <w:r>
+        <w:rPr>
+          <w:rFonts w:asciiTheme="majorHAnsi" w:hAnsiTheme="majorHAnsi" w:cstheme="majorHAnsi"/>
+        </w:rPr>
+        <w:t xml:space="preserve"> disease,</w:t>
+      </w:r>
+      <w:r>
+        <w:rPr>
+          <w:rFonts w:asciiTheme="majorHAnsi" w:hAnsiTheme="majorHAnsi" w:cstheme="majorHAnsi"/>
+        </w:rPr>
+        <w:t xml:space="preserve"> </w:t>
+      </w:r>
+      <w:r>
+        <w:rPr>
+          <w:rFonts w:asciiTheme="majorHAnsi" w:hAnsiTheme="majorHAnsi" w:cstheme="majorHAnsi"/>
+        </w:rPr>
+        <w:t xml:space="preserve">and </w:t>
+      </w:r>
+      <w:r>
+        <w:rPr>
+          <w:rFonts w:asciiTheme="majorHAnsi" w:hAnsiTheme="majorHAnsi" w:cstheme="majorHAnsi"/>
+        </w:rPr>
+        <w:t>disability</w:t>
+      </w:r>
+      <w:r>
+        <w:rPr>
+          <w:rFonts w:asciiTheme="majorHAnsi" w:hAnsiTheme="majorHAnsi" w:cstheme="majorHAnsi"/>
+        </w:rPr>
+        <w:t xml:space="preserve"> of young people; (2) the large number of years of premature death contributed by deaths among younger people, and (3) the economic and other societal loses due to death and disease among persons in their most (economically) productive years. </w:t>
+      </w:r>
+    </w:p>
+    <w:p>
+      <w:pPr>
+        <w:pStyle w:val="ListParagraph"/>
+        <w:numPr>
+          <w:ilvl w:val="2"/>
+          <w:numId w:val="1"/>
+        </w:numPr>
+        <w:rPr>
+          <w:rFonts w:asciiTheme="majorHAnsi" w:hAnsiTheme="majorHAnsi" w:cstheme="majorHAnsi"/>
+        </w:rPr>
+      </w:pPr>
+      <w:r>
+        <w:rPr>
+          <w:rFonts w:asciiTheme="majorHAnsi" w:hAnsiTheme="majorHAnsi" w:cstheme="majorHAnsi"/>
+        </w:rPr>
+        <w:t>D</w:t>
+      </w:r>
+      <w:r>
+        <w:rPr>
+          <w:rFonts w:asciiTheme="majorHAnsi" w:hAnsiTheme="majorHAnsi" w:cstheme="majorHAnsi"/>
+        </w:rPr>
+        <w:t xml:space="preserve">eaths in younger persons are dominated by deaths in highly preventable </w:t>
+      </w:r>
+      <w:r>
+        <w:rPr>
+          <w:rFonts w:asciiTheme="majorHAnsi" w:hAnsiTheme="majorHAnsi" w:cstheme="majorHAnsi"/>
+        </w:rPr>
+        <w:t xml:space="preserve">“injury-related” </w:t>
+      </w:r>
+      <w:r>
+        <w:rPr>
+          <w:rFonts w:asciiTheme="majorHAnsi" w:hAnsiTheme="majorHAnsi" w:cstheme="majorHAnsi"/>
+        </w:rPr>
         <w:t>conditions</w:t>
       </w:r>
       <w:r>
-        <w:t>.</w:t>
+        <w:rPr>
+          <w:rFonts w:asciiTheme="majorHAnsi" w:hAnsiTheme="majorHAnsi" w:cstheme="majorHAnsi"/>
+        </w:rPr>
+        <w:t xml:space="preserve"> </w:t>
+      </w:r>
+      <w:r>
+        <w:rPr>
+          <w:rFonts w:asciiTheme="majorHAnsi" w:hAnsiTheme="majorHAnsi" w:cstheme="majorHAnsi"/>
+        </w:rPr>
+        <w:t>including</w:t>
+      </w:r>
+      <w:r>
+        <w:rPr>
+          <w:rFonts w:asciiTheme="majorHAnsi" w:hAnsiTheme="majorHAnsi" w:cstheme="majorHAnsi"/>
+        </w:rPr>
+        <w:t>, drug-associated deaths, road injuries, suicide and homicide.</w:t>
       </w:r>
     </w:p>
     <w:p>
@@ -308,21 +2436,15 @@
           <w:ilvl w:val="1"/>
           <w:numId w:val="1"/>
         </w:numPr>
-      </w:pPr>
-      <w:r>
-        <w:t xml:space="preserve">Ischemic heart disease, by far the leading killer of </w:t>
-      </w:r>
-      <w:r>
-        <w:t>Californians</w:t>
-      </w:r>
-      <w:r>
-        <w:t xml:space="preserve">, has decreased steadily and </w:t>
-      </w:r>
-      <w:r>
-        <w:t>substantially</w:t>
-      </w:r>
-      <w:r>
-        <w:t xml:space="preserve"> over recent decades, including the last two decades; this decrease has been experienced by males and females, all race/ethnic groups, and all age groups</w:t>
+        <w:rPr>
+          <w:rFonts w:asciiTheme="majorHAnsi" w:hAnsiTheme="majorHAnsi" w:cstheme="majorHAnsi"/>
+        </w:rPr>
+      </w:pPr>
+      <w:r>
+        <w:rPr>
+          <w:rFonts w:asciiTheme="majorHAnsi" w:hAnsiTheme="majorHAnsi" w:cstheme="majorHAnsi"/>
+        </w:rPr>
+        <w:t>Require different intervention strategies</w:t>
       </w:r>
     </w:p>
     <w:p>
@@ -332,30 +2454,189 @@
           <w:ilvl w:val="1"/>
           <w:numId w:val="1"/>
         </w:numPr>
-      </w:pPr>
-      <w:r>
-        <w:t xml:space="preserve">Deaths from some other types of </w:t>
-      </w:r>
-      <w:r>
-        <w:t>cardiovascular</w:t>
-      </w:r>
-      <w:r>
-        <w:t xml:space="preserve"> disease, </w:t>
-      </w:r>
-      <w:r>
-        <w:t>notably</w:t>
-      </w:r>
-      <w:r>
+        <w:rPr>
+          <w:rFonts w:asciiTheme="majorHAnsi" w:hAnsiTheme="majorHAnsi" w:cstheme="majorHAnsi"/>
+        </w:rPr>
+      </w:pPr>
+      <w:r>
+        <w:rPr>
+          <w:rFonts w:asciiTheme="majorHAnsi" w:hAnsiTheme="majorHAnsi" w:cstheme="majorHAnsi"/>
+        </w:rPr>
+        <w:t>And, events impacting children in their very earliest years, including Adverse Childhood Experiences (</w:t>
+      </w:r>
+      <w:r>
+        <w:rPr>
+          <w:rFonts w:asciiTheme="majorHAnsi" w:hAnsiTheme="majorHAnsi" w:cstheme="majorHAnsi"/>
+        </w:rPr>
+        <w:t>ACEs</w:t>
+      </w:r>
+      <w:r>
+        <w:rPr>
+          <w:rFonts w:asciiTheme="majorHAnsi" w:hAnsiTheme="majorHAnsi" w:cstheme="majorHAnsi"/>
+        </w:rPr>
+        <w:t xml:space="preserve">) are well documented to increase the risks for a myriad </w:t>
+      </w:r>
+      <w:proofErr w:type="gramStart"/>
+      <w:r>
+        <w:rPr>
+          <w:rFonts w:asciiTheme="majorHAnsi" w:hAnsiTheme="majorHAnsi" w:cstheme="majorHAnsi"/>
+        </w:rPr>
+        <w:t xml:space="preserve">of </w:t>
+      </w:r>
+      <w:r>
+        <w:rPr>
+          <w:rFonts w:asciiTheme="majorHAnsi" w:hAnsiTheme="majorHAnsi" w:cstheme="majorHAnsi"/>
+        </w:rPr>
+        <w:t xml:space="preserve"> …</w:t>
+      </w:r>
+      <w:proofErr w:type="gramEnd"/>
+      <w:r>
+        <w:rPr>
+          <w:rFonts w:asciiTheme="majorHAnsi" w:hAnsiTheme="majorHAnsi" w:cstheme="majorHAnsi"/>
+        </w:rPr>
+        <w:t xml:space="preserve"> SDOH … poor outcomes in those early years as well as throughout the life course.</w:t>
+      </w:r>
+      <w:r>
+        <w:rPr>
+          <w:rFonts w:asciiTheme="majorHAnsi" w:hAnsiTheme="majorHAnsi" w:cstheme="majorHAnsi"/>
+        </w:rPr>
         <w:t xml:space="preserve"> </w:t>
       </w:r>
-      <w:r>
+    </w:p>
+    <w:p>
+      <w:pPr>
+        <w:rPr>
+          <w:rFonts w:asciiTheme="majorHAnsi" w:hAnsiTheme="majorHAnsi" w:cstheme="majorHAnsi"/>
+        </w:rPr>
+      </w:pPr>
+    </w:p>
+    <w:p>
+      <w:pPr>
+        <w:pStyle w:val="ListParagraph"/>
+        <w:numPr>
+          <w:ilvl w:val="0"/>
+          <w:numId w:val="1"/>
+        </w:numPr>
+        <w:rPr>
+          <w:rFonts w:asciiTheme="majorHAnsi" w:hAnsiTheme="majorHAnsi" w:cstheme="majorHAnsi"/>
+        </w:rPr>
+      </w:pPr>
+      <w:r>
+        <w:rPr>
+          <w:rFonts w:asciiTheme="majorHAnsi" w:hAnsiTheme="majorHAnsi" w:cstheme="majorHAnsi"/>
+          <w:b/>
+          <w:color w:val="C00000"/>
+        </w:rPr>
+        <w:lastRenderedPageBreak/>
+        <w:t>Mental Health</w:t>
+      </w:r>
+      <w:r>
+        <w:rPr>
+          <w:rFonts w:asciiTheme="majorHAnsi" w:hAnsiTheme="majorHAnsi" w:cstheme="majorHAnsi"/>
+          <w:color w:val="C00000"/>
+        </w:rPr>
+        <w:t xml:space="preserve"> </w:t>
+      </w:r>
+      <w:r>
+        <w:rPr>
+          <w:rFonts w:asciiTheme="majorHAnsi" w:hAnsiTheme="majorHAnsi" w:cstheme="majorHAnsi"/>
+          <w:color w:val="C00000"/>
+        </w:rPr>
+        <w:t xml:space="preserve">is a critically important, often overlooked, area of Public Health. Mental Health conditions are </w:t>
+      </w:r>
+      <w:r>
+        <w:rPr>
+          <w:rFonts w:asciiTheme="majorHAnsi" w:hAnsiTheme="majorHAnsi" w:cstheme="majorHAnsi"/>
+          <w:b/>
+          <w:color w:val="C00000"/>
+        </w:rPr>
+        <w:t>leading cause</w:t>
+      </w:r>
+      <w:r>
+        <w:rPr>
+          <w:rFonts w:asciiTheme="majorHAnsi" w:hAnsiTheme="majorHAnsi" w:cstheme="majorHAnsi"/>
+          <w:b/>
+          <w:color w:val="C00000"/>
+        </w:rPr>
         <w:t>s</w:t>
       </w:r>
       <w:r>
-        <w:t xml:space="preserve">troke, have also </w:t>
-      </w:r>
-      <w:r>
-        <w:t>decreased</w:t>
+        <w:rPr>
+          <w:rFonts w:asciiTheme="majorHAnsi" w:hAnsiTheme="majorHAnsi" w:cstheme="majorHAnsi"/>
+          <w:color w:val="C00000"/>
+        </w:rPr>
+        <w:t xml:space="preserve"> of </w:t>
+      </w:r>
+      <w:r>
+        <w:rPr>
+          <w:rFonts w:asciiTheme="majorHAnsi" w:hAnsiTheme="majorHAnsi" w:cstheme="majorHAnsi"/>
+          <w:b/>
+          <w:color w:val="C00000"/>
+        </w:rPr>
+        <w:t>Years Lived with Disability</w:t>
+      </w:r>
+      <w:r>
+        <w:rPr>
+          <w:rFonts w:asciiTheme="majorHAnsi" w:hAnsiTheme="majorHAnsi" w:cstheme="majorHAnsi"/>
+          <w:color w:val="C00000"/>
+        </w:rPr>
+        <w:t xml:space="preserve"> and </w:t>
+      </w:r>
+      <w:r>
+        <w:rPr>
+          <w:rFonts w:asciiTheme="majorHAnsi" w:hAnsiTheme="majorHAnsi" w:cstheme="majorHAnsi"/>
+          <w:color w:val="C00000"/>
+        </w:rPr>
+        <w:t>leading cause</w:t>
+      </w:r>
+      <w:r>
+        <w:rPr>
+          <w:rFonts w:asciiTheme="majorHAnsi" w:hAnsiTheme="majorHAnsi" w:cstheme="majorHAnsi"/>
+          <w:color w:val="C00000"/>
+        </w:rPr>
+        <w:t>s</w:t>
+      </w:r>
+      <w:r>
+        <w:rPr>
+          <w:rFonts w:asciiTheme="majorHAnsi" w:hAnsiTheme="majorHAnsi" w:cstheme="majorHAnsi"/>
+          <w:color w:val="C00000"/>
+        </w:rPr>
+        <w:t xml:space="preserve"> of </w:t>
+      </w:r>
+      <w:r>
+        <w:rPr>
+          <w:rFonts w:asciiTheme="majorHAnsi" w:hAnsiTheme="majorHAnsi" w:cstheme="majorHAnsi"/>
+          <w:b/>
+          <w:color w:val="C00000"/>
+        </w:rPr>
+        <w:t>Hospitalizations</w:t>
+      </w:r>
+    </w:p>
+    <w:p>
+      <w:pPr>
+        <w:pStyle w:val="ListParagraph"/>
+        <w:numPr>
+          <w:ilvl w:val="1"/>
+          <w:numId w:val="1"/>
+        </w:numPr>
+        <w:rPr>
+          <w:rFonts w:asciiTheme="majorHAnsi" w:hAnsiTheme="majorHAnsi" w:cstheme="majorHAnsi"/>
+          <w:color w:val="000000" w:themeColor="text1"/>
+        </w:rPr>
+      </w:pPr>
+      <w:r>
+        <w:rPr>
+          <w:rFonts w:asciiTheme="majorHAnsi" w:hAnsiTheme="majorHAnsi" w:cstheme="majorHAnsi"/>
+          <w:color w:val="000000" w:themeColor="text1"/>
+        </w:rPr>
+        <w:t>Mental disorders are a leading cause of Years Lived with disability (second only to musculoskeletal disorders)</w:t>
+      </w:r>
+      <w:r>
+        <w:rPr>
+          <w:rFonts w:asciiTheme="majorHAnsi" w:hAnsiTheme="majorHAnsi" w:cstheme="majorHAnsi"/>
+          <w:color w:val="000000" w:themeColor="text1"/>
+        </w:rPr>
+        <w:t xml:space="preserve"> based on estimates for California</w:t>
       </w:r>
     </w:p>
     <w:p>
@@ -365,9 +2646,197 @@
           <w:ilvl w:val="2"/>
           <w:numId w:val="1"/>
         </w:numPr>
-      </w:pPr>
-      <w:r>
-        <w:t>slide X - CCB...</w:t>
+        <w:rPr>
+          <w:rFonts w:asciiTheme="majorHAnsi" w:hAnsiTheme="majorHAnsi" w:cstheme="majorHAnsi"/>
+          <w:color w:val="000000" w:themeColor="text1"/>
+        </w:rPr>
+      </w:pPr>
+    </w:p>
+    <w:p>
+      <w:pPr>
+        <w:pStyle w:val="ListParagraph"/>
+        <w:numPr>
+          <w:ilvl w:val="1"/>
+          <w:numId w:val="1"/>
+        </w:numPr>
+        <w:rPr>
+          <w:rFonts w:asciiTheme="majorHAnsi" w:hAnsiTheme="majorHAnsi" w:cstheme="majorHAnsi"/>
+          <w:color w:val="000000" w:themeColor="text1"/>
+        </w:rPr>
+      </w:pPr>
+      <w:r>
+        <w:rPr>
+          <w:rFonts w:asciiTheme="majorHAnsi" w:hAnsiTheme="majorHAnsi" w:cstheme="majorHAnsi"/>
+          <w:color w:val="000000" w:themeColor="text1"/>
+        </w:rPr>
+        <w:t>Mood disorders, Schizophrenia, and other psychotic disorders</w:t>
+      </w:r>
+      <w:r>
+        <w:rPr>
+          <w:rFonts w:asciiTheme="majorHAnsi" w:hAnsiTheme="majorHAnsi" w:cstheme="majorHAnsi"/>
+          <w:color w:val="000000" w:themeColor="text1"/>
+        </w:rPr>
+        <w:t xml:space="preserve"> are among the </w:t>
+      </w:r>
+      <w:r>
+        <w:rPr>
+          <w:rFonts w:asciiTheme="majorHAnsi" w:hAnsiTheme="majorHAnsi" w:cstheme="majorHAnsi"/>
+          <w:b/>
+          <w:color w:val="000000" w:themeColor="text1"/>
+        </w:rPr>
+        <w:t>largest</w:t>
+      </w:r>
+      <w:r>
+        <w:rPr>
+          <w:rFonts w:asciiTheme="majorHAnsi" w:hAnsiTheme="majorHAnsi" w:cstheme="majorHAnsi"/>
+          <w:color w:val="000000" w:themeColor="text1"/>
+        </w:rPr>
+        <w:t xml:space="preserve"> (non-birth/pregnancy) </w:t>
+      </w:r>
+      <w:r>
+        <w:rPr>
+          <w:rFonts w:asciiTheme="majorHAnsi" w:hAnsiTheme="majorHAnsi" w:cstheme="majorHAnsi"/>
+          <w:b/>
+          <w:color w:val="000000" w:themeColor="text1"/>
+        </w:rPr>
+        <w:t>causes of</w:t>
+      </w:r>
+      <w:r>
+        <w:rPr>
+          <w:rFonts w:asciiTheme="majorHAnsi" w:hAnsiTheme="majorHAnsi" w:cstheme="majorHAnsi"/>
+          <w:color w:val="000000" w:themeColor="text1"/>
+        </w:rPr>
+        <w:t xml:space="preserve"> (in-patient) </w:t>
+      </w:r>
+      <w:r>
+        <w:rPr>
+          <w:rFonts w:asciiTheme="majorHAnsi" w:hAnsiTheme="majorHAnsi" w:cstheme="majorHAnsi"/>
+          <w:b/>
+          <w:color w:val="000000" w:themeColor="text1"/>
+        </w:rPr>
+        <w:t>hospitalizations</w:t>
+      </w:r>
+      <w:r>
+        <w:rPr>
+          <w:rFonts w:asciiTheme="majorHAnsi" w:hAnsiTheme="majorHAnsi" w:cstheme="majorHAnsi"/>
+          <w:color w:val="000000" w:themeColor="text1"/>
+        </w:rPr>
+        <w:t xml:space="preserve"> overall (after only septicemia), and are the largest reason for hospitalizations in all </w:t>
+      </w:r>
+      <w:r>
+        <w:rPr>
+          <w:rFonts w:asciiTheme="majorHAnsi" w:hAnsiTheme="majorHAnsi" w:cstheme="majorHAnsi"/>
+          <w:b/>
+          <w:color w:val="000000" w:themeColor="text1"/>
+        </w:rPr>
+        <w:t>age groups from 5-14 to 35-44</w:t>
+      </w:r>
+      <w:r>
+        <w:rPr>
+          <w:rFonts w:asciiTheme="majorHAnsi" w:hAnsiTheme="majorHAnsi" w:cstheme="majorHAnsi"/>
+          <w:color w:val="000000" w:themeColor="text1"/>
+        </w:rPr>
+        <w:t xml:space="preserve">  </w:t>
+      </w:r>
+    </w:p>
+    <w:p>
+      <w:pPr>
+        <w:pStyle w:val="ListParagraph"/>
+        <w:numPr>
+          <w:ilvl w:val="2"/>
+          <w:numId w:val="1"/>
+        </w:numPr>
+        <w:rPr>
+          <w:rFonts w:asciiTheme="majorHAnsi" w:hAnsiTheme="majorHAnsi" w:cstheme="majorHAnsi"/>
+          <w:color w:val="000000" w:themeColor="text1"/>
+        </w:rPr>
+      </w:pPr>
+      <w:r>
+        <w:rPr>
+          <w:rFonts w:asciiTheme="majorHAnsi" w:hAnsiTheme="majorHAnsi" w:cstheme="majorHAnsi"/>
+          <w:color w:val="000000" w:themeColor="text1"/>
+        </w:rPr>
+        <w:t xml:space="preserve">See </w:t>
+      </w:r>
+      <w:r>
+        <w:rPr>
+          <w:rFonts w:asciiTheme="majorHAnsi" w:hAnsiTheme="majorHAnsi" w:cstheme="majorHAnsi"/>
+          <w:color w:val="000000" w:themeColor="text1"/>
+        </w:rPr>
+        <w:t xml:space="preserve">AGE - </w:t>
+      </w:r>
+      <w:hyperlink r:id="rId11" w:history="1">
+        <w:r>
+          <w:rPr>
+            <w:rStyle w:val="Hyperlink"/>
+            <w:rFonts w:asciiTheme="majorHAnsi" w:hAnsiTheme="majorHAnsi" w:cstheme="majorHAnsi"/>
+          </w:rPr>
+          <w:t>https://skylab.dev.cdph.ca.gov/content/33/</w:t>
+        </w:r>
+      </w:hyperlink>
+    </w:p>
+    <w:p>
+      <w:pPr>
+        <w:pStyle w:val="ListParagraph"/>
+        <w:numPr>
+          <w:ilvl w:val="1"/>
+          <w:numId w:val="1"/>
+        </w:numPr>
+        <w:rPr>
+          <w:rFonts w:asciiTheme="majorHAnsi" w:hAnsiTheme="majorHAnsi" w:cstheme="majorHAnsi"/>
+          <w:color w:val="000000" w:themeColor="text1"/>
+        </w:rPr>
+      </w:pPr>
+      <w:r>
+        <w:rPr>
+          <w:rFonts w:asciiTheme="majorHAnsi" w:hAnsiTheme="majorHAnsi" w:cstheme="majorHAnsi"/>
+          <w:color w:val="000000" w:themeColor="text1"/>
+        </w:rPr>
+        <w:t xml:space="preserve">In addition to these direct measures, mental health is inextricably </w:t>
+      </w:r>
+      <w:r>
+        <w:rPr>
+          <w:rFonts w:asciiTheme="majorHAnsi" w:hAnsiTheme="majorHAnsi" w:cstheme="majorHAnsi"/>
+          <w:color w:val="000000" w:themeColor="text1"/>
+        </w:rPr>
+        <w:t xml:space="preserve">and directly </w:t>
+      </w:r>
+      <w:r>
+        <w:rPr>
+          <w:rFonts w:asciiTheme="majorHAnsi" w:hAnsiTheme="majorHAnsi" w:cstheme="majorHAnsi"/>
+          <w:color w:val="000000" w:themeColor="text1"/>
+        </w:rPr>
+        <w:t xml:space="preserve">related to </w:t>
+      </w:r>
+      <w:r>
+        <w:rPr>
+          <w:rFonts w:asciiTheme="majorHAnsi" w:hAnsiTheme="majorHAnsi" w:cstheme="majorHAnsi"/>
+          <w:color w:val="000000" w:themeColor="text1"/>
+        </w:rPr>
+        <w:t xml:space="preserve">a wide range of other conditions and factors including suicide, substance use/abuse, homelessness, ACES and poor educational/economic attainment; and less directly, but nevertheless importantly related to many others. </w:t>
+      </w:r>
+    </w:p>
+    <w:p>
+      <w:pPr>
+        <w:pStyle w:val="ListParagraph"/>
+        <w:rPr>
+          <w:rFonts w:asciiTheme="majorHAnsi" w:hAnsiTheme="majorHAnsi" w:cstheme="majorHAnsi"/>
+        </w:rPr>
+      </w:pPr>
+    </w:p>
+    <w:p>
+      <w:pPr>
+        <w:rPr>
+          <w:rFonts w:asciiTheme="majorHAnsi" w:hAnsiTheme="majorHAnsi" w:cstheme="majorHAnsi"/>
+          <w:color w:val="C00000"/>
+        </w:rPr>
+      </w:pPr>
+      <w:r>
+        <w:rPr>
+          <w:rFonts w:asciiTheme="majorHAnsi" w:hAnsiTheme="majorHAnsi" w:cstheme="majorHAnsi"/>
+          <w:color w:val="C00000"/>
+        </w:rPr>
+        <w:br w:type="page"/>
       </w:r>
     </w:p>
     <w:p>
@@ -377,21 +2846,518 @@
           <w:ilvl w:val="0"/>
           <w:numId w:val="1"/>
         </w:numPr>
-      </w:pPr>
-      <w:r>
-        <w:t>better diets; better medicine</w:t>
-      </w:r>
+        <w:rPr>
+          <w:rFonts w:asciiTheme="majorHAnsi" w:hAnsiTheme="majorHAnsi" w:cstheme="majorHAnsi"/>
+        </w:rPr>
+      </w:pPr>
+      <w:r>
+        <w:rPr>
+          <w:rFonts w:asciiTheme="majorHAnsi" w:hAnsiTheme="majorHAnsi" w:cstheme="majorHAnsi"/>
+          <w:color w:val="C00000"/>
+        </w:rPr>
+        <w:lastRenderedPageBreak/>
+        <w:t xml:space="preserve">Many </w:t>
+      </w:r>
+      <w:r>
+        <w:rPr>
+          <w:rFonts w:asciiTheme="majorHAnsi" w:hAnsiTheme="majorHAnsi" w:cstheme="majorHAnsi"/>
+          <w:b/>
+          <w:color w:val="C00000"/>
+        </w:rPr>
+        <w:t>large disparities</w:t>
+      </w:r>
+      <w:r>
+        <w:rPr>
+          <w:rFonts w:asciiTheme="majorHAnsi" w:hAnsiTheme="majorHAnsi" w:cstheme="majorHAnsi"/>
+          <w:color w:val="C00000"/>
+        </w:rPr>
+        <w:t xml:space="preserve"> exist in the health of Californians.  </w:t>
+      </w:r>
+      <w:r>
+        <w:rPr>
+          <w:rFonts w:asciiTheme="majorHAnsi" w:hAnsiTheme="majorHAnsi" w:cstheme="majorHAnsi"/>
+          <w:color w:val="C00000"/>
+        </w:rPr>
+        <w:t>Addressing the</w:t>
+      </w:r>
+      <w:r>
+        <w:rPr>
+          <w:rFonts w:asciiTheme="majorHAnsi" w:hAnsiTheme="majorHAnsi" w:cstheme="majorHAnsi"/>
+          <w:color w:val="C00000"/>
+        </w:rPr>
+        <w:t xml:space="preserve">se </w:t>
+      </w:r>
+      <w:r>
+        <w:rPr>
+          <w:rFonts w:asciiTheme="majorHAnsi" w:hAnsiTheme="majorHAnsi" w:cstheme="majorHAnsi"/>
+          <w:color w:val="C00000"/>
+        </w:rPr>
+        <w:t xml:space="preserve">unacceptable </w:t>
+      </w:r>
+      <w:r>
+        <w:rPr>
+          <w:rFonts w:asciiTheme="majorHAnsi" w:hAnsiTheme="majorHAnsi" w:cstheme="majorHAnsi"/>
+          <w:color w:val="C00000"/>
+        </w:rPr>
+        <w:t>d</w:t>
+      </w:r>
+      <w:r>
+        <w:rPr>
+          <w:rFonts w:asciiTheme="majorHAnsi" w:hAnsiTheme="majorHAnsi" w:cstheme="majorHAnsi"/>
+          <w:color w:val="C00000"/>
+        </w:rPr>
+        <w:t>isparities</w:t>
+      </w:r>
+      <w:r>
+        <w:rPr>
+          <w:rFonts w:asciiTheme="majorHAnsi" w:hAnsiTheme="majorHAnsi" w:cstheme="majorHAnsi"/>
+          <w:color w:val="C00000"/>
+        </w:rPr>
+        <w:t xml:space="preserve"> in a key focus of Public Health.</w:t>
+      </w:r>
+      <w:r>
+        <w:rPr>
+          <w:rFonts w:asciiTheme="majorHAnsi" w:hAnsiTheme="majorHAnsi" w:cstheme="majorHAnsi"/>
+          <w:color w:val="C00000"/>
+        </w:rPr>
+        <w:t xml:space="preserve">  </w:t>
+      </w:r>
+    </w:p>
+    <w:p>
+      <w:pPr>
+        <w:pStyle w:val="ListParagraph"/>
+        <w:numPr>
+          <w:ilvl w:val="1"/>
+          <w:numId w:val="1"/>
+        </w:numPr>
+        <w:rPr>
+          <w:rFonts w:asciiTheme="majorHAnsi" w:hAnsiTheme="majorHAnsi" w:cstheme="majorHAnsi"/>
+          <w:color w:val="000000" w:themeColor="text1"/>
+        </w:rPr>
+      </w:pPr>
+      <w:r>
+        <w:rPr>
+          <w:rFonts w:asciiTheme="majorHAnsi" w:hAnsiTheme="majorHAnsi" w:cstheme="majorHAnsi"/>
+          <w:color w:val="000000" w:themeColor="text1"/>
+        </w:rPr>
+        <w:t xml:space="preserve">Disparities in health, in access to health care, and in upstream social/structural determinants of health, are found </w:t>
+      </w:r>
+      <w:r>
+        <w:rPr>
+          <w:rFonts w:asciiTheme="majorHAnsi" w:hAnsiTheme="majorHAnsi" w:cstheme="majorHAnsi"/>
+          <w:color w:val="000000" w:themeColor="text1"/>
+        </w:rPr>
+        <w:t xml:space="preserve">between many sectors of society, including sex, gender, and sexual orientation; age; rurality; immigration status; </w:t>
+      </w:r>
+      <w:r>
+        <w:rPr>
+          <w:rFonts w:asciiTheme="majorHAnsi" w:hAnsiTheme="majorHAnsi" w:cstheme="majorHAnsi"/>
+          <w:b/>
+          <w:color w:val="000000" w:themeColor="text1"/>
+        </w:rPr>
+        <w:t>race/ethnicity</w:t>
+      </w:r>
+      <w:r>
+        <w:rPr>
+          <w:rFonts w:asciiTheme="majorHAnsi" w:hAnsiTheme="majorHAnsi" w:cstheme="majorHAnsi"/>
+          <w:color w:val="000000" w:themeColor="text1"/>
+        </w:rPr>
+        <w:t>; and other categories.  Disparities (and inequities) in heath between racial/ethnic groups are especially apparent, preventable, and the subject of much public heath investigation and action.  Too many disparities to even summarize or rank here, but….</w:t>
+      </w:r>
+    </w:p>
+    <w:p>
+      <w:pPr>
+        <w:pStyle w:val="ListParagraph"/>
+        <w:numPr>
+          <w:ilvl w:val="1"/>
+          <w:numId w:val="1"/>
+        </w:numPr>
+        <w:rPr>
+          <w:rFonts w:asciiTheme="majorHAnsi" w:hAnsiTheme="majorHAnsi" w:cstheme="majorHAnsi"/>
+          <w:color w:val="000000" w:themeColor="text1"/>
+        </w:rPr>
+      </w:pPr>
+      <w:r>
+        <w:rPr>
+          <w:rFonts w:asciiTheme="majorHAnsi" w:hAnsiTheme="majorHAnsi" w:cstheme="majorHAnsi"/>
+          <w:color w:val="000000" w:themeColor="text1"/>
+        </w:rPr>
+        <w:t>Disparities in all-cause death rates between non-Hispanic Blacks and non-Hispanic Whites</w:t>
+      </w:r>
+      <w:r>
+        <w:rPr>
+          <w:rFonts w:asciiTheme="majorHAnsi" w:hAnsiTheme="majorHAnsi" w:cstheme="majorHAnsi"/>
+          <w:color w:val="000000" w:themeColor="text1"/>
+        </w:rPr>
+        <w:t xml:space="preserve"> are profound, deeply troubling, and exemplary of immediate outcomes and the impact of a life-course of disparities.  </w:t>
+      </w:r>
+      <w:r>
+        <w:rPr>
+          <w:rFonts w:asciiTheme="majorHAnsi" w:hAnsiTheme="majorHAnsi" w:cstheme="majorHAnsi"/>
+          <w:color w:val="000000" w:themeColor="text1"/>
+        </w:rPr>
+        <w:t xml:space="preserve">Overall, the age-adjusted all-cause </w:t>
+      </w:r>
+      <w:r>
+        <w:rPr>
+          <w:rFonts w:asciiTheme="majorHAnsi" w:hAnsiTheme="majorHAnsi" w:cstheme="majorHAnsi"/>
+          <w:b/>
+          <w:color w:val="000000" w:themeColor="text1"/>
+        </w:rPr>
+        <w:t>death rate is 30% higher</w:t>
+      </w:r>
+      <w:r>
+        <w:rPr>
+          <w:rFonts w:asciiTheme="majorHAnsi" w:hAnsiTheme="majorHAnsi" w:cstheme="majorHAnsi"/>
+          <w:color w:val="000000" w:themeColor="text1"/>
+        </w:rPr>
+        <w:t xml:space="preserve"> (rate ratio of 1.3) </w:t>
+      </w:r>
+      <w:r>
+        <w:rPr>
+          <w:rFonts w:asciiTheme="majorHAnsi" w:hAnsiTheme="majorHAnsi" w:cstheme="majorHAnsi"/>
+          <w:b/>
+          <w:color w:val="000000" w:themeColor="text1"/>
+        </w:rPr>
+        <w:t>for Blacks than Whites</w:t>
+      </w:r>
+      <w:r>
+        <w:rPr>
+          <w:rFonts w:asciiTheme="majorHAnsi" w:hAnsiTheme="majorHAnsi" w:cstheme="majorHAnsi"/>
+          <w:color w:val="000000" w:themeColor="text1"/>
+        </w:rPr>
+        <w:t xml:space="preserve">. AND, as bad as this is, it obscures the shocking disparity in deaths rates between Black and White young, middle aged, and even elderly persons.  </w:t>
+      </w:r>
+      <w:r>
+        <w:rPr>
+          <w:rFonts w:asciiTheme="majorHAnsi" w:hAnsiTheme="majorHAnsi" w:cstheme="majorHAnsi"/>
+          <w:color w:val="000000" w:themeColor="text1"/>
+        </w:rPr>
+        <w:t xml:space="preserve">The </w:t>
+      </w:r>
+      <w:r>
+        <w:rPr>
+          <w:rFonts w:asciiTheme="majorHAnsi" w:hAnsiTheme="majorHAnsi" w:cstheme="majorHAnsi"/>
+          <w:b/>
+          <w:color w:val="000000" w:themeColor="text1"/>
+        </w:rPr>
+        <w:t xml:space="preserve">death rate for children 0-4 year of age is 2.6 time higher </w:t>
+      </w:r>
+      <w:r>
+        <w:rPr>
+          <w:rFonts w:asciiTheme="majorHAnsi" w:hAnsiTheme="majorHAnsi" w:cstheme="majorHAnsi"/>
+          <w:b/>
+          <w:color w:val="000000" w:themeColor="text1"/>
+        </w:rPr>
+        <w:t>for Blacks</w:t>
+      </w:r>
+      <w:r>
+        <w:rPr>
+          <w:rFonts w:asciiTheme="majorHAnsi" w:hAnsiTheme="majorHAnsi" w:cstheme="majorHAnsi"/>
+          <w:b/>
+          <w:color w:val="000000" w:themeColor="text1"/>
+        </w:rPr>
+        <w:t xml:space="preserve"> than whites; 2.0 times </w:t>
+      </w:r>
+      <w:r>
+        <w:rPr>
+          <w:rFonts w:asciiTheme="majorHAnsi" w:hAnsiTheme="majorHAnsi" w:cstheme="majorHAnsi"/>
+          <w:color w:val="000000" w:themeColor="text1"/>
+        </w:rPr>
+        <w:t>higher for children age</w:t>
+      </w:r>
+      <w:r>
+        <w:rPr>
+          <w:rFonts w:asciiTheme="majorHAnsi" w:hAnsiTheme="majorHAnsi" w:cstheme="majorHAnsi"/>
+          <w:b/>
+          <w:color w:val="000000" w:themeColor="text1"/>
+        </w:rPr>
+        <w:t xml:space="preserve"> 5-14 </w:t>
+      </w:r>
+      <w:r>
+        <w:rPr>
+          <w:rFonts w:asciiTheme="majorHAnsi" w:hAnsiTheme="majorHAnsi" w:cstheme="majorHAnsi"/>
+          <w:color w:val="000000" w:themeColor="text1"/>
+        </w:rPr>
+        <w:t>year of age; and</w:t>
+      </w:r>
+      <w:r>
+        <w:rPr>
+          <w:rFonts w:asciiTheme="majorHAnsi" w:hAnsiTheme="majorHAnsi" w:cstheme="majorHAnsi"/>
+          <w:b/>
+          <w:color w:val="000000" w:themeColor="text1"/>
+        </w:rPr>
+        <w:t xml:space="preserve"> higher in Blacks than Whites in every age group through 75-84 years of age</w:t>
+      </w:r>
+      <w:r>
+        <w:rPr>
+          <w:rFonts w:asciiTheme="majorHAnsi" w:hAnsiTheme="majorHAnsi" w:cstheme="majorHAnsi"/>
+          <w:color w:val="000000" w:themeColor="text1"/>
+        </w:rPr>
+        <w:t xml:space="preserve">!  Only in the very </w:t>
+      </w:r>
+      <w:r>
+        <w:rPr>
+          <w:rFonts w:asciiTheme="majorHAnsi" w:hAnsiTheme="majorHAnsi" w:cstheme="majorHAnsi"/>
+          <w:color w:val="000000" w:themeColor="text1"/>
+        </w:rPr>
+        <w:t>oldest</w:t>
+      </w:r>
+      <w:r>
+        <w:rPr>
+          <w:rFonts w:asciiTheme="majorHAnsi" w:hAnsiTheme="majorHAnsi" w:cstheme="majorHAnsi"/>
+          <w:color w:val="000000" w:themeColor="text1"/>
+        </w:rPr>
+        <w:t xml:space="preserve"> age group, 85 years of age </w:t>
+      </w:r>
+      <w:r>
+        <w:rPr>
+          <w:rFonts w:asciiTheme="majorHAnsi" w:hAnsiTheme="majorHAnsi" w:cstheme="majorHAnsi"/>
+          <w:color w:val="000000" w:themeColor="text1"/>
+        </w:rPr>
+        <w:t>and</w:t>
+      </w:r>
+      <w:r>
+        <w:rPr>
+          <w:rFonts w:asciiTheme="majorHAnsi" w:hAnsiTheme="majorHAnsi" w:cstheme="majorHAnsi"/>
+          <w:color w:val="000000" w:themeColor="text1"/>
+        </w:rPr>
+        <w:t xml:space="preserve"> older, is the Black </w:t>
+      </w:r>
+      <w:r>
+        <w:rPr>
+          <w:rFonts w:asciiTheme="majorHAnsi" w:hAnsiTheme="majorHAnsi" w:cstheme="majorHAnsi"/>
+          <w:color w:val="000000" w:themeColor="text1"/>
+        </w:rPr>
+        <w:t>rate lower that the White rate, reflecting a complex cascade of deaths in younger age groups, and a “hardiness” survivorship phenomenon.</w:t>
+      </w:r>
+    </w:p>
+    <w:p>
+      <w:pPr>
+        <w:rPr>
+          <w:rFonts w:asciiTheme="majorHAnsi" w:hAnsiTheme="majorHAnsi" w:cstheme="majorHAnsi"/>
+          <w:color w:val="000000" w:themeColor="text1"/>
+        </w:rPr>
+      </w:pPr>
+      <w:r>
+        <w:rPr>
+          <w:noProof/>
+        </w:rPr>
+        <w:drawing>
+          <wp:inline distT="0" distB="0" distL="0" distR="0" wp14:anchorId="2F6A0447" wp14:editId="1132DA08">
+            <wp:extent cx="4615815" cy="2734574"/>
+            <wp:effectExtent l="19050" t="19050" r="13335" b="27940"/>
+            <wp:docPr id="1" name="Picture 1"/>
+            <wp:cNvGraphicFramePr>
+              <a:graphicFrameLocks xmlns:a="http://schemas.openxmlformats.org/drawingml/2006/main" noChangeAspect="1"/>
+            </wp:cNvGraphicFramePr>
+            <a:graphic xmlns:a="http://schemas.openxmlformats.org/drawingml/2006/main">
+              <a:graphicData uri="http://schemas.openxmlformats.org/drawingml/2006/picture">
+                <pic:pic xmlns:pic="http://schemas.openxmlformats.org/drawingml/2006/picture">
+                  <pic:nvPicPr>
+                    <pic:cNvPr id="0" name="Picture 1"/>
+                    <pic:cNvPicPr>
+                      <a:picLocks noChangeAspect="1" noChangeArrowheads="1"/>
+                    </pic:cNvPicPr>
+                  </pic:nvPicPr>
+                  <pic:blipFill rotWithShape="1">
+                    <a:blip r:embed="rId12">
+                      <a:extLst>
+                        <a:ext uri="{28A0092B-C50C-407E-A947-70E740481C1C}">
+                          <a14:useLocalDpi xmlns:a14="http://schemas.microsoft.com/office/drawing/2010/main" val="0"/>
+                        </a:ext>
+                      </a:extLst>
+                    </a:blip>
+                    <a:srcRect b="6544"/>
+                    <a:stretch/>
+                  </pic:blipFill>
+                  <pic:spPr bwMode="auto">
+                    <a:xfrm>
+                      <a:off x="0" y="0"/>
+                      <a:ext cx="4625717" cy="2740440"/>
+                    </a:xfrm>
+                    <a:prstGeom prst="rect">
+                      <a:avLst/>
+                    </a:prstGeom>
+                    <a:noFill/>
+                    <a:ln w="19050" cap="flat" cmpd="sng" algn="ctr">
+                      <a:solidFill>
+                        <a:srgbClr val="5B9BD5"/>
+                      </a:solidFill>
+                      <a:prstDash val="solid"/>
+                      <a:round/>
+                      <a:headEnd type="none" w="med" len="med"/>
+                      <a:tailEnd type="none" w="med" len="med"/>
+                    </a:ln>
+                    <a:extLst>
+                      <a:ext uri="{53640926-AAD7-44D8-BBD7-CCE9431645EC}">
+                        <a14:shadowObscured xmlns:a14="http://schemas.microsoft.com/office/drawing/2010/main"/>
+                      </a:ext>
+                    </a:extLst>
+                  </pic:spPr>
+                </pic:pic>
+              </a:graphicData>
+            </a:graphic>
+          </wp:inline>
+        </w:drawing>
+      </w:r>
+    </w:p>
+    <w:p>
+      <w:pPr>
+        <w:pStyle w:val="ListParagraph"/>
+        <w:ind w:left="1080"/>
+        <w:rPr>
+          <w:rFonts w:asciiTheme="majorHAnsi" w:hAnsiTheme="majorHAnsi" w:cstheme="majorHAnsi"/>
+          <w:color w:val="000000" w:themeColor="text1"/>
+        </w:rPr>
+      </w:pPr>
     </w:p>
     <w:p>
       <w:pPr>
         <w:pStyle w:val="ListParagraph"/>
         <w:numPr>
           <w:ilvl w:val="0"/>
-          <w:numId w:val="1"/>
-        </w:numPr>
-      </w:pPr>
-      <w:r>
-        <w:t>Very strong and steady decreases in death from cancer overall, and from several leading type of cancer, including Lung cancer, Colon cancer and Breast Cancer. Combination of public health and medicine</w:t>
+          <w:numId w:val="3"/>
+        </w:numPr>
+        <w:rPr>
+          <w:rFonts w:asciiTheme="majorHAnsi" w:hAnsiTheme="majorHAnsi" w:cstheme="majorHAnsi"/>
+          <w:color w:val="000000" w:themeColor="text1"/>
+        </w:rPr>
+      </w:pPr>
+      <w:r>
+        <w:rPr>
+          <w:rFonts w:asciiTheme="majorHAnsi" w:hAnsiTheme="majorHAnsi" w:cstheme="majorHAnsi"/>
+          <w:color w:val="000000" w:themeColor="text1"/>
+        </w:rPr>
+        <w:t xml:space="preserve">Beyond this “all-cause” view, crucial disparities and insight are seen looking at cause-and age group-specific disparities between Black and Whites. For eleven causes of death, for persons &lt;75 years of age, the Black death rate is greater than twice as much as the White rate; for several of these the rate is more than 3 times higher, and for homicide the rate is almost 8 time higher. In relation to the </w:t>
+      </w:r>
+      <w:r>
+        <w:rPr>
+          <w:rFonts w:asciiTheme="majorHAnsi" w:hAnsiTheme="majorHAnsi" w:cstheme="majorHAnsi"/>
+          <w:color w:val="000000" w:themeColor="text1"/>
+        </w:rPr>
+        <w:t xml:space="preserve">very earliest </w:t>
+      </w:r>
+      <w:r>
+        <w:rPr>
+          <w:rFonts w:asciiTheme="majorHAnsi" w:hAnsiTheme="majorHAnsi" w:cstheme="majorHAnsi"/>
+          <w:color w:val="000000" w:themeColor="text1"/>
+        </w:rPr>
+        <w:t>stage of the life course,</w:t>
+      </w:r>
+      <w:r>
+        <w:rPr>
+          <w:rFonts w:asciiTheme="majorHAnsi" w:hAnsiTheme="majorHAnsi" w:cstheme="majorHAnsi"/>
+          <w:color w:val="000000" w:themeColor="text1"/>
+        </w:rPr>
+        <w:t xml:space="preserve"> it is striking to note that deaths from neonatal conditions are 3.6 times higher for Blacks than Whites, as are deaths related to maternal conditions.</w:t>
+      </w:r>
+    </w:p>
+    <w:p>
+      <w:pPr>
+        <w:rPr>
+          <w:rFonts w:asciiTheme="majorHAnsi" w:hAnsiTheme="majorHAnsi" w:cstheme="majorHAnsi"/>
+          <w:color w:val="000000" w:themeColor="text1"/>
+        </w:rPr>
+      </w:pPr>
+    </w:p>
+    <w:p>
+      <w:pPr>
+        <w:pStyle w:val="ListParagraph"/>
+        <w:rPr>
+          <w:rFonts w:asciiTheme="majorHAnsi" w:hAnsiTheme="majorHAnsi" w:cstheme="majorHAnsi"/>
+        </w:rPr>
+      </w:pPr>
+      <w:r>
+        <w:rPr>
+          <w:noProof/>
+        </w:rPr>
+        <w:drawing>
+          <wp:inline distT="0" distB="0" distL="0" distR="0">
+            <wp:extent cx="4348480" cy="3743864"/>
+            <wp:effectExtent l="19050" t="19050" r="13970" b="28575"/>
+            <wp:docPr id="2" name="Picture 2"/>
+            <wp:cNvGraphicFramePr>
+              <a:graphicFrameLocks xmlns:a="http://schemas.openxmlformats.org/drawingml/2006/main" noChangeAspect="1"/>
+            </wp:cNvGraphicFramePr>
+            <a:graphic xmlns:a="http://schemas.openxmlformats.org/drawingml/2006/main">
+              <a:graphicData uri="http://schemas.openxmlformats.org/drawingml/2006/picture">
+                <pic:pic xmlns:pic="http://schemas.openxmlformats.org/drawingml/2006/picture">
+                  <pic:nvPicPr>
+                    <pic:cNvPr id="0" name="Picture 2"/>
+                    <pic:cNvPicPr>
+                      <a:picLocks noChangeAspect="1" noChangeArrowheads="1"/>
+                    </pic:cNvPicPr>
+                  </pic:nvPicPr>
+                  <pic:blipFill rotWithShape="1">
+                    <a:blip r:embed="rId13">
+                      <a:extLst>
+                        <a:ext uri="{28A0092B-C50C-407E-A947-70E740481C1C}">
+                          <a14:useLocalDpi xmlns:a14="http://schemas.microsoft.com/office/drawing/2010/main" val="0"/>
+                        </a:ext>
+                      </a:extLst>
+                    </a:blip>
+                    <a:srcRect b="2281"/>
+                    <a:stretch/>
+                  </pic:blipFill>
+                  <pic:spPr bwMode="auto">
+                    <a:xfrm>
+                      <a:off x="0" y="0"/>
+                      <a:ext cx="4364461" cy="3757623"/>
+                    </a:xfrm>
+                    <a:prstGeom prst="rect">
+                      <a:avLst/>
+                    </a:prstGeom>
+                    <a:noFill/>
+                    <a:ln w="19050" cap="flat" cmpd="sng" algn="ctr">
+                      <a:solidFill>
+                        <a:srgbClr val="5B9BD5"/>
+                      </a:solidFill>
+                      <a:prstDash val="solid"/>
+                      <a:round/>
+                      <a:headEnd type="none" w="med" len="med"/>
+                      <a:tailEnd type="none" w="med" len="med"/>
+                    </a:ln>
+                    <a:extLst>
+                      <a:ext uri="{53640926-AAD7-44D8-BBD7-CCE9431645EC}">
+                        <a14:shadowObscured xmlns:a14="http://schemas.microsoft.com/office/drawing/2010/main"/>
+                      </a:ext>
+                    </a:extLst>
+                  </pic:spPr>
+                </pic:pic>
+              </a:graphicData>
+            </a:graphic>
+          </wp:inline>
+        </w:drawing>
+      </w:r>
+    </w:p>
+    <w:p>
+      <w:pPr>
+        <w:pStyle w:val="ListParagraph"/>
+        <w:rPr>
+          <w:rFonts w:asciiTheme="majorHAnsi" w:hAnsiTheme="majorHAnsi" w:cstheme="majorHAnsi"/>
+        </w:rPr>
+      </w:pPr>
+    </w:p>
+    <w:p>
+      <w:pPr>
+        <w:pStyle w:val="ListParagraph"/>
+        <w:rPr>
+          <w:rFonts w:asciiTheme="majorHAnsi" w:hAnsiTheme="majorHAnsi" w:cstheme="majorHAnsi"/>
+        </w:rPr>
+      </w:pPr>
+    </w:p>
+    <w:p>
+      <w:pPr>
+        <w:rPr>
+          <w:rFonts w:asciiTheme="majorHAnsi" w:hAnsiTheme="majorHAnsi" w:cstheme="majorHAnsi"/>
+        </w:rPr>
+      </w:pPr>
+      <w:r>
+        <w:rPr>
+          <w:rFonts w:asciiTheme="majorHAnsi" w:hAnsiTheme="majorHAnsi" w:cstheme="majorHAnsi"/>
+        </w:rPr>
+        <w:br w:type="page"/>
       </w:r>
     </w:p>
     <w:p>
@@ -401,526 +3367,92 @@
           <w:ilvl w:val="0"/>
           <w:numId w:val="1"/>
         </w:numPr>
-      </w:pPr>
-      <w:r>
-        <w:t xml:space="preserve">Deaths from COPD (Chronic Obstructive Pulmonary Disease) have also decrease </w:t>
-      </w:r>
-      <w:r>
-        <w:t>substantially</w:t>
-      </w:r>
-    </w:p>
-    <w:p/>
-    <w:p/>
-    <w:p>
-      <w:pPr>
-        <w:pStyle w:val="ListParagraph"/>
-        <w:numPr>
-          <w:ilvl w:val="0"/>
-          <w:numId w:val="1"/>
-        </w:numPr>
-      </w:pPr>
-      <w:r>
-        <w:t xml:space="preserve">There have been large decreases in </w:t>
-      </w:r>
-      <w:proofErr w:type="spellStart"/>
-      <w:r>
-        <w:t>Hepatits</w:t>
-      </w:r>
-      <w:proofErr w:type="spellEnd"/>
-      <w:r>
-        <w:t xml:space="preserve"> C deaths (over four-fold decrease in males!) in past decade (following large increases in the decade before that)</w:t>
-      </w:r>
-    </w:p>
-    <w:p>
-      <w:pPr>
-        <w:pStyle w:val="ListParagraph"/>
-        <w:numPr>
-          <w:ilvl w:val="0"/>
-          <w:numId w:val="1"/>
-        </w:numPr>
-      </w:pPr>
-      <w:r>
-        <w:t xml:space="preserve">This is largely </w:t>
-      </w:r>
-      <w:r>
-        <w:t>due</w:t>
-      </w:r>
-      <w:r>
-        <w:t xml:space="preserve"> to new, highly effective medications, and public health's role educating about medication and getting</w:t>
-      </w:r>
-    </w:p>
-    <w:p>
-      <w:pPr>
-        <w:pStyle w:val="ListParagraph"/>
-        <w:numPr>
-          <w:ilvl w:val="0"/>
-          <w:numId w:val="1"/>
-        </w:numPr>
-      </w:pPr>
-      <w:r>
-        <w:t xml:space="preserve">Deaths from Hepatitis B have also been </w:t>
-      </w:r>
-      <w:r>
-        <w:t>steadily</w:t>
-      </w:r>
-      <w:r>
-        <w:t xml:space="preserve"> decreasing (likely do to </w:t>
-      </w:r>
-      <w:r>
-        <w:t>vaccination</w:t>
-      </w:r>
-      <w:r>
-        <w:t>)</w:t>
-      </w:r>
-    </w:p>
-    <w:p/>
-    <w:p>
-      <w:pPr>
-        <w:pStyle w:val="ListParagraph"/>
-        <w:numPr>
-          <w:ilvl w:val="0"/>
-          <w:numId w:val="1"/>
-        </w:numPr>
-      </w:pPr>
-      <w:r>
-        <w:t xml:space="preserve">(data shown below is for Hepatitis </w:t>
-      </w:r>
-      <w:r>
-        <w:t>combined</w:t>
-      </w:r>
-      <w:r>
-        <w:t xml:space="preserve">, but </w:t>
-      </w:r>
-      <w:proofErr w:type="spellStart"/>
-      <w:r>
-        <w:t>Hep</w:t>
-      </w:r>
-      <w:proofErr w:type="spellEnd"/>
-      <w:r>
-        <w:t xml:space="preserve"> B and C can be seen </w:t>
-      </w:r>
-      <w:r>
-        <w:t>separately</w:t>
-      </w:r>
-      <w:r>
-        <w:t xml:space="preserve"> on CCB, and we could add new chart here); overall decrease in driven by </w:t>
-      </w:r>
-      <w:proofErr w:type="spellStart"/>
-      <w:r>
-        <w:t>Hep</w:t>
-      </w:r>
-      <w:proofErr w:type="spellEnd"/>
-      <w:r>
-        <w:t xml:space="preserve"> C, with much larger numbers than B)</w:t>
-      </w:r>
-    </w:p>
-    <w:p>
-      <w:pPr>
-        <w:pStyle w:val="ListParagraph"/>
-        <w:numPr>
-          <w:ilvl w:val="0"/>
-          <w:numId w:val="1"/>
-        </w:numPr>
-      </w:pPr>
-      <w:r>
-        <w:t xml:space="preserve">Large decreases in deaths from (lower) </w:t>
-      </w:r>
-      <w:r>
-        <w:t>respiratory</w:t>
-      </w:r>
-      <w:r>
-        <w:t xml:space="preserve"> infection most of last two decades</w:t>
-      </w:r>
-    </w:p>
-    <w:p>
-      <w:pPr>
-        <w:pStyle w:val="ListParagraph"/>
-        <w:numPr>
-          <w:ilvl w:val="0"/>
-          <w:numId w:val="1"/>
-        </w:numPr>
-      </w:pPr>
-      <w:r>
-        <w:t>Decreases in road injury deaths in the first decade of this century</w:t>
-      </w:r>
-    </w:p>
-    <w:p/>
-    <w:p/>
-    <w:p>
-      <w:pPr>
-        <w:pStyle w:val="ListParagraph"/>
-        <w:numPr>
-          <w:ilvl w:val="0"/>
-          <w:numId w:val="1"/>
-        </w:numPr>
-      </w:pPr>
-      <w:r>
-        <w:t xml:space="preserve">#### 3. All of these </w:t>
-      </w:r>
-      <w:r>
-        <w:t>improvements</w:t>
-      </w:r>
-      <w:r>
-        <w:t xml:space="preserve"> have been impacted by Public Health's focus on "upstream" behavioral risks and "downstream" structural </w:t>
-      </w:r>
-      <w:r>
-        <w:t>determinants</w:t>
-      </w:r>
-      <w:r>
-        <w:t xml:space="preserve"> of health</w:t>
-      </w:r>
-    </w:p>
-    <w:p>
-      <w:pPr>
-        <w:pStyle w:val="ListParagraph"/>
-        <w:numPr>
-          <w:ilvl w:val="0"/>
-          <w:numId w:val="1"/>
-        </w:numPr>
-      </w:pPr>
-      <w:r>
-        <w:t>CVD still a leading cause of death, tobacco and hypertension leading risk factors</w:t>
-      </w:r>
-    </w:p>
-    <w:p>
-      <w:pPr>
-        <w:pStyle w:val="ListParagraph"/>
-        <w:numPr>
-          <w:ilvl w:val="0"/>
-          <w:numId w:val="1"/>
-        </w:numPr>
-      </w:pPr>
-      <w:r>
-        <w:t>Dietary risks, still most need for sustained effort</w:t>
-      </w:r>
-    </w:p>
-    <w:p>
-      <w:pPr>
-        <w:pStyle w:val="ListParagraph"/>
-        <w:numPr>
-          <w:ilvl w:val="0"/>
-          <w:numId w:val="1"/>
-        </w:numPr>
-      </w:pPr>
-      <w:r>
-        <w:t>SDOH</w:t>
-      </w:r>
-    </w:p>
-    <w:p>
-      <w:pPr>
-        <w:pStyle w:val="ListParagraph"/>
-        <w:numPr>
-          <w:ilvl w:val="0"/>
-          <w:numId w:val="1"/>
-        </w:numPr>
-      </w:pPr>
-      <w:r>
-        <w:t>Disparities</w:t>
-      </w:r>
-    </w:p>
-    <w:p/>
-    <w:p/>
-    <w:p>
-      <w:pPr>
-        <w:pStyle w:val="ListParagraph"/>
-        <w:numPr>
-          <w:ilvl w:val="0"/>
-          <w:numId w:val="1"/>
-        </w:numPr>
-      </w:pPr>
-      <w:r>
-        <w:t>#### 4. Many areas to improve and prepare; many issues of concern; increases; high rates; and disparities!</w:t>
-      </w:r>
-    </w:p>
-    <w:p>
-      <w:pPr>
-        <w:pStyle w:val="ListParagraph"/>
-        <w:numPr>
-          <w:ilvl w:val="0"/>
-          <w:numId w:val="1"/>
-        </w:numPr>
-      </w:pPr>
-      <w:r>
-        <w:t>increases in Kidney disease</w:t>
-      </w:r>
-    </w:p>
-    <w:p>
-      <w:pPr>
-        <w:pStyle w:val="ListParagraph"/>
-        <w:numPr>
-          <w:ilvl w:val="0"/>
-          <w:numId w:val="1"/>
-        </w:numPr>
-      </w:pPr>
-      <w:r>
-        <w:t xml:space="preserve">increases in </w:t>
-      </w:r>
-      <w:r>
-        <w:t>Alzheimer’s</w:t>
-      </w:r>
-    </w:p>
-    <w:p>
-      <w:pPr>
-        <w:pStyle w:val="ListParagraph"/>
-        <w:numPr>
-          <w:ilvl w:val="0"/>
-          <w:numId w:val="1"/>
-        </w:numPr>
-      </w:pPr>
-      <w:r>
-        <w:t>large disparities</w:t>
-      </w:r>
-    </w:p>
-    <w:p>
-      <w:pPr>
-        <w:pStyle w:val="ListParagraph"/>
-        <w:numPr>
-          <w:ilvl w:val="0"/>
-          <w:numId w:val="1"/>
-        </w:numPr>
-      </w:pPr>
-      <w:r>
-        <w:t>increases</w:t>
-      </w:r>
-      <w:r>
-        <w:t xml:space="preserve"> in "sepsis" (in "other infectious diseases")</w:t>
-      </w:r>
-    </w:p>
-    <w:p>
-      <w:pPr>
-        <w:pStyle w:val="ListParagraph"/>
-        <w:numPr>
-          <w:ilvl w:val="0"/>
-          <w:numId w:val="1"/>
-        </w:numPr>
-      </w:pPr>
-      <w:r>
-        <w:t xml:space="preserve">While Cardiovascular disease overall has </w:t>
-      </w:r>
-      <w:r>
-        <w:t>decreased</w:t>
-      </w:r>
-      <w:r>
-        <w:t>, some types have increased recently, including hypertensive heart disease and congestive heart failure (hard to see this in data shown below; can add if needed)</w:t>
-      </w:r>
-    </w:p>
-    <w:p>
-      <w:pPr>
-        <w:pStyle w:val="ListParagraph"/>
-        <w:numPr>
-          <w:ilvl w:val="0"/>
-          <w:numId w:val="1"/>
-        </w:numPr>
-      </w:pPr>
-      <w:r>
-        <w:t>strong increase in drug-related deaths</w:t>
-      </w:r>
-    </w:p>
-    <w:p>
-      <w:pPr>
-        <w:pStyle w:val="ListParagraph"/>
-        <w:numPr>
-          <w:ilvl w:val="0"/>
-          <w:numId w:val="1"/>
-        </w:numPr>
-      </w:pPr>
-      <w:r>
-        <w:t>increases in congenital syphilis</w:t>
-      </w:r>
-    </w:p>
-    <w:p>
-      <w:pPr>
-        <w:pStyle w:val="ListParagraph"/>
-        <w:numPr>
-          <w:ilvl w:val="0"/>
-          <w:numId w:val="1"/>
-        </w:numPr>
-      </w:pPr>
-      <w:r>
-        <w:t xml:space="preserve">Uptick in deaths from (lower) </w:t>
-      </w:r>
-      <w:r>
-        <w:t>respiratory</w:t>
-      </w:r>
-      <w:r>
-        <w:t xml:space="preserve"> infection last couple years</w:t>
-      </w:r>
-    </w:p>
-    <w:p>
-      <w:pPr>
-        <w:pStyle w:val="ListParagraph"/>
-        <w:numPr>
-          <w:ilvl w:val="0"/>
-          <w:numId w:val="1"/>
-        </w:numPr>
-      </w:pPr>
-      <w:r>
-        <w:t>INCREASES in road injury deaths in the second decade of this century (cell phones?)</w:t>
-      </w:r>
-    </w:p>
-    <w:p>
-      <w:pPr>
-        <w:pStyle w:val="ListParagraph"/>
-        <w:numPr>
-          <w:ilvl w:val="0"/>
-          <w:numId w:val="1"/>
-        </w:numPr>
-      </w:pPr>
-      <w:r>
-        <w:t xml:space="preserve">constant </w:t>
-      </w:r>
-      <w:r>
-        <w:t>possibility</w:t>
-      </w:r>
-      <w:r>
-        <w:t xml:space="preserve"> of explosive epidemics -- in the 2018-2019 season, 615 influenza-coded deaths were identified, 246 influenza outbreaks were reported, and there were about 20,000 </w:t>
-      </w:r>
-      <w:r>
-        <w:t>positive</w:t>
-      </w:r>
-      <w:r>
-        <w:t xml:space="preserve"> influenza results at sentinel labs around the State.  These represent only a fraction of the cases that </w:t>
-      </w:r>
-      <w:r>
-        <w:t>occurred</w:t>
-      </w:r>
-      <w:r>
-        <w:t>, AND are a small fraction of the cases that could occur from a novel strain and/or from a unique mode of transmission -- https://www.cdph.ca.gov/Programs/CID/DCDC/CDPH%20Document%20Library/Immunization/Annual2018-19.pdf</w:t>
-      </w:r>
-    </w:p>
-    <w:p/>
-    <w:p/>
-    <w:p>
-      <w:pPr>
-        <w:pStyle w:val="ListParagraph"/>
-        <w:numPr>
-          <w:ilvl w:val="0"/>
-          <w:numId w:val="1"/>
-        </w:numPr>
-      </w:pPr>
-      <w:r>
+        <w:rPr>
+          <w:rFonts w:asciiTheme="majorHAnsi" w:hAnsiTheme="majorHAnsi" w:cstheme="majorHAnsi"/>
+        </w:rPr>
+      </w:pPr>
+      <w:r>
+        <w:rPr>
+          <w:rFonts w:asciiTheme="majorHAnsi" w:hAnsiTheme="majorHAnsi" w:cstheme="majorHAnsi"/>
+        </w:rPr>
         <w:lastRenderedPageBreak/>
-        <w:t>#### 5. Life Course</w:t>
-      </w:r>
-    </w:p>
-    <w:p>
-      <w:pPr>
-        <w:pStyle w:val="ListParagraph"/>
-        <w:numPr>
-          <w:ilvl w:val="0"/>
-          <w:numId w:val="1"/>
-        </w:numPr>
-      </w:pPr>
-      <w:r>
-        <w:t>High # of deaths – CVD – older</w:t>
-      </w:r>
-    </w:p>
-    <w:p>
-      <w:pPr>
-        <w:pStyle w:val="ListParagraph"/>
-        <w:numPr>
-          <w:ilvl w:val="0"/>
-          <w:numId w:val="1"/>
-        </w:numPr>
-      </w:pPr>
-      <w:r>
-        <w:t>Younger most affected by X + Y</w:t>
-      </w:r>
-    </w:p>
-    <w:p>
-      <w:pPr>
-        <w:pStyle w:val="ListParagraph"/>
-        <w:numPr>
-          <w:ilvl w:val="0"/>
-          <w:numId w:val="1"/>
-        </w:numPr>
-      </w:pPr>
-      <w:r>
-        <w:t>Require different intervention strategies</w:t>
-      </w:r>
-    </w:p>
-    <w:p>
-      <w:pPr>
-        <w:pStyle w:val="ListParagraph"/>
-        <w:numPr>
-          <w:ilvl w:val="0"/>
-          <w:numId w:val="1"/>
-        </w:numPr>
-      </w:pPr>
-      <w:r>
-        <w:t>ACEs and Healthy Aging</w:t>
-      </w:r>
-    </w:p>
-    <w:p/>
-    <w:p>
-      <w:pPr>
-        <w:pStyle w:val="ListParagraph"/>
-        <w:numPr>
-          <w:ilvl w:val="0"/>
-          <w:numId w:val="1"/>
-        </w:numPr>
-      </w:pPr>
-      <w:r>
-        <w:t>#### 6. Mental Health</w:t>
-      </w:r>
-    </w:p>
-    <w:p/>
-    <w:p/>
-    <w:p>
-      <w:pPr>
-        <w:pStyle w:val="ListParagraph"/>
-        <w:numPr>
-          <w:ilvl w:val="0"/>
-          <w:numId w:val="1"/>
-        </w:numPr>
-      </w:pPr>
-      <w:r>
-        <w:t>#### 7. Disparities</w:t>
-      </w:r>
-    </w:p>
-    <w:p/>
-    <w:p/>
-    <w:p>
-      <w:pPr>
-        <w:pStyle w:val="ListParagraph"/>
-        <w:numPr>
-          <w:ilvl w:val="0"/>
-          <w:numId w:val="1"/>
-        </w:numPr>
-      </w:pPr>
-      <w:r>
-        <w:t>#### Extra:</w:t>
-      </w:r>
-    </w:p>
-    <w:p/>
-    <w:p/>
-    <w:p>
-      <w:pPr>
-        <w:pStyle w:val="ListParagraph"/>
-        <w:numPr>
-          <w:ilvl w:val="0"/>
-          <w:numId w:val="1"/>
-        </w:numPr>
-      </w:pPr>
-      <w:r>
+        <w:t>Extra:</w:t>
+      </w:r>
+    </w:p>
+    <w:p>
+      <w:pPr>
+        <w:pStyle w:val="ListParagraph"/>
+        <w:numPr>
+          <w:ilvl w:val="1"/>
+          <w:numId w:val="1"/>
+        </w:numPr>
+        <w:rPr>
+          <w:rFonts w:asciiTheme="majorHAnsi" w:hAnsiTheme="majorHAnsi" w:cstheme="majorHAnsi"/>
+        </w:rPr>
+      </w:pPr>
+      <w:r>
+        <w:rPr>
+          <w:rFonts w:asciiTheme="majorHAnsi" w:hAnsiTheme="majorHAnsi" w:cstheme="majorHAnsi"/>
+          <w:color w:val="C00000"/>
+        </w:rPr>
+        <w:t>Constant possibility of explosive epidemics -- in the 2018-2019 season, 615 influenza-coded deaths were identified, 246 influenza outbreaks were reported, and there were about 20,000 positive influenza results at sentinel labs around the State.  These represent only a fraction of the cases that occurred, AND are a small fraction of the cases that could occur from a novel strain and/or from a unique mode of transmission -- https://www.cdph.ca.gov/Programs/CID/DCDC/CDPH%20Document%20Library/Immunization/Annual2018-19.pdf</w:t>
+      </w:r>
+    </w:p>
+    <w:p>
+      <w:pPr>
+        <w:pStyle w:val="ListParagraph"/>
+        <w:numPr>
+          <w:ilvl w:val="1"/>
+          <w:numId w:val="1"/>
+        </w:numPr>
+        <w:rPr>
+          <w:rFonts w:asciiTheme="majorHAnsi" w:hAnsiTheme="majorHAnsi" w:cstheme="majorHAnsi"/>
+        </w:rPr>
+      </w:pPr>
+      <w:r>
+        <w:rPr>
+          <w:rFonts w:asciiTheme="majorHAnsi" w:hAnsiTheme="majorHAnsi" w:cstheme="majorHAnsi"/>
+        </w:rPr>
         <w:t>adolescent birth rate (ABR) continues to decline, to a new record low of 13.9 births per 1,000 females between the ages of 15 and 19. Those numbers reflect an 11.5 percent decline between 2016 and 2017. Declining rates can be attributed to a number of factors, including improved access to reproductive health services and increased use of contraception; delayed first sexual intercourse; and public health prevention, education and support programs.</w:t>
       </w:r>
     </w:p>
-    <w:p/>
-    <w:p>
-      <w:pPr>
-        <w:pStyle w:val="ListParagraph"/>
-        <w:numPr>
-          <w:ilvl w:val="0"/>
-          <w:numId w:val="1"/>
-        </w:numPr>
-      </w:pPr>
-      <w:r>
+    <w:p>
+      <w:pPr>
+        <w:pStyle w:val="ListParagraph"/>
+        <w:numPr>
+          <w:ilvl w:val="1"/>
+          <w:numId w:val="1"/>
+        </w:numPr>
+        <w:rPr>
+          <w:rFonts w:asciiTheme="majorHAnsi" w:hAnsiTheme="majorHAnsi" w:cstheme="majorHAnsi"/>
+        </w:rPr>
+      </w:pPr>
+      <w:r>
+        <w:rPr>
+          <w:rFonts w:asciiTheme="majorHAnsi" w:hAnsiTheme="majorHAnsi" w:cstheme="majorHAnsi"/>
+        </w:rPr>
         <w:t>chronic pain</w:t>
       </w:r>
-    </w:p>
-    <w:p/>
-    <w:p/>
+      <w:r>
+        <w:t xml:space="preserve"> </w:t>
+      </w:r>
+    </w:p>
+    <w:p>
+      <w:pPr>
+        <w:pStyle w:val="ListParagraph"/>
+        <w:ind w:left="1440"/>
+        <w:rPr>
+          <w:rFonts w:asciiTheme="majorHAnsi" w:hAnsiTheme="majorHAnsi" w:cstheme="majorHAnsi"/>
+        </w:rPr>
+      </w:pPr>
+    </w:p>
+    <w:p>
+      <w:pPr>
+        <w:rPr>
+          <w:rFonts w:asciiTheme="majorHAnsi" w:hAnsiTheme="majorHAnsi" w:cstheme="majorHAnsi"/>
+        </w:rPr>
+      </w:pPr>
+    </w:p>
     <w:sectPr>
       <w:pgSz w:w="12240" w:h="15840"/>
       <w:pgMar w:top="1440" w:right="1440" w:bottom="1440" w:left="1440" w:header="720" w:footer="720" w:gutter="0"/>
@@ -934,6 +3466,119 @@
 <file path=word/numbering.xml><?xml version="1.0" encoding="utf-8"?>
 <w:numbering xmlns:wpc="http://schemas.microsoft.com/office/word/2010/wordprocessingCanvas" xmlns:cx="http://schemas.microsoft.com/office/drawing/2014/chartex" xmlns:cx1="http://schemas.microsoft.com/office/drawing/2015/9/8/chartex" xmlns:mc="http://schemas.openxmlformats.org/markup-compatibility/2006" xmlns:o="urn:schemas-microsoft-com:office:office" xmlns:r="http://schemas.openxmlformats.org/officeDocument/2006/relationships" xmlns:m="http://schemas.openxmlformats.org/officeDocument/2006/math" xmlns:v="urn:schemas-microsoft-com:vml" xmlns:wp14="http://schemas.microsoft.com/office/word/2010/wordprocessingDrawing" xmlns:wp="http://schemas.openxmlformats.org/drawingml/2006/wordprocessingDrawing" xmlns:w10="urn:schemas-microsoft-com:office:word" xmlns:w="http://schemas.openxmlformats.org/wordprocessingml/2006/main" xmlns:w14="http://schemas.microsoft.com/office/word/2010/wordml" xmlns:w15="http://schemas.microsoft.com/office/word/2012/wordml" xmlns:w16se="http://schemas.microsoft.com/office/word/2015/wordml/symex" xmlns:wpg="http://schemas.microsoft.com/office/word/2010/wordprocessingGroup" xmlns:wpi="http://schemas.microsoft.com/office/word/2010/wordprocessingInk" xmlns:wne="http://schemas.microsoft.com/office/word/2006/wordml" xmlns:wps="http://schemas.microsoft.com/office/word/2010/wordprocessingShape" mc:Ignorable="w14 w15 w16se wp14">
   <w:abstractNum w:abstractNumId="0" w15:restartNumberingAfterBreak="0">
+    <w:nsid w:val="36940DEA"/>
+    <w:multiLevelType w:val="hybridMultilevel"/>
+    <w:tmpl w:val="E6481D7E"/>
+    <w:lvl w:ilvl="0" w:tplc="04090001">
+      <w:start w:val="1"/>
+      <w:numFmt w:val="bullet"/>
+      <w:lvlText w:val=""/>
+      <w:lvlJc w:val="left"/>
+      <w:pPr>
+        <w:ind w:left="1080" w:hanging="360"/>
+      </w:pPr>
+      <w:rPr>
+        <w:rFonts w:ascii="Symbol" w:hAnsi="Symbol" w:hint="default"/>
+      </w:rPr>
+    </w:lvl>
+    <w:lvl w:ilvl="1" w:tplc="04090003" w:tentative="1">
+      <w:start w:val="1"/>
+      <w:numFmt w:val="bullet"/>
+      <w:lvlText w:val="o"/>
+      <w:lvlJc w:val="left"/>
+      <w:pPr>
+        <w:ind w:left="1800" w:hanging="360"/>
+      </w:pPr>
+      <w:rPr>
+        <w:rFonts w:ascii="Courier New" w:hAnsi="Courier New" w:cs="Courier New" w:hint="default"/>
+      </w:rPr>
+    </w:lvl>
+    <w:lvl w:ilvl="2" w:tplc="04090005" w:tentative="1">
+      <w:start w:val="1"/>
+      <w:numFmt w:val="bullet"/>
+      <w:lvlText w:val=""/>
+      <w:lvlJc w:val="left"/>
+      <w:pPr>
+        <w:ind w:left="2520" w:hanging="360"/>
+      </w:pPr>
+      <w:rPr>
+        <w:rFonts w:ascii="Wingdings" w:hAnsi="Wingdings" w:hint="default"/>
+      </w:rPr>
+    </w:lvl>
+    <w:lvl w:ilvl="3" w:tplc="04090001" w:tentative="1">
+      <w:start w:val="1"/>
+      <w:numFmt w:val="bullet"/>
+      <w:lvlText w:val=""/>
+      <w:lvlJc w:val="left"/>
+      <w:pPr>
+        <w:ind w:left="3240" w:hanging="360"/>
+      </w:pPr>
+      <w:rPr>
+        <w:rFonts w:ascii="Symbol" w:hAnsi="Symbol" w:hint="default"/>
+      </w:rPr>
+    </w:lvl>
+    <w:lvl w:ilvl="4" w:tplc="04090003" w:tentative="1">
+      <w:start w:val="1"/>
+      <w:numFmt w:val="bullet"/>
+      <w:lvlText w:val="o"/>
+      <w:lvlJc w:val="left"/>
+      <w:pPr>
+        <w:ind w:left="3960" w:hanging="360"/>
+      </w:pPr>
+      <w:rPr>
+        <w:rFonts w:ascii="Courier New" w:hAnsi="Courier New" w:cs="Courier New" w:hint="default"/>
+      </w:rPr>
+    </w:lvl>
+    <w:lvl w:ilvl="5" w:tplc="04090005" w:tentative="1">
+      <w:start w:val="1"/>
+      <w:numFmt w:val="bullet"/>
+      <w:lvlText w:val=""/>
+      <w:lvlJc w:val="left"/>
+      <w:pPr>
+        <w:ind w:left="4680" w:hanging="360"/>
+      </w:pPr>
+      <w:rPr>
+        <w:rFonts w:ascii="Wingdings" w:hAnsi="Wingdings" w:hint="default"/>
+      </w:rPr>
+    </w:lvl>
+    <w:lvl w:ilvl="6" w:tplc="04090001" w:tentative="1">
+      <w:start w:val="1"/>
+      <w:numFmt w:val="bullet"/>
+      <w:lvlText w:val=""/>
+      <w:lvlJc w:val="left"/>
+      <w:pPr>
+        <w:ind w:left="5400" w:hanging="360"/>
+      </w:pPr>
+      <w:rPr>
+        <w:rFonts w:ascii="Symbol" w:hAnsi="Symbol" w:hint="default"/>
+      </w:rPr>
+    </w:lvl>
+    <w:lvl w:ilvl="7" w:tplc="04090003" w:tentative="1">
+      <w:start w:val="1"/>
+      <w:numFmt w:val="bullet"/>
+      <w:lvlText w:val="o"/>
+      <w:lvlJc w:val="left"/>
+      <w:pPr>
+        <w:ind w:left="6120" w:hanging="360"/>
+      </w:pPr>
+      <w:rPr>
+        <w:rFonts w:ascii="Courier New" w:hAnsi="Courier New" w:cs="Courier New" w:hint="default"/>
+      </w:rPr>
+    </w:lvl>
+    <w:lvl w:ilvl="8" w:tplc="04090005" w:tentative="1">
+      <w:start w:val="1"/>
+      <w:numFmt w:val="bullet"/>
+      <w:lvlText w:val=""/>
+      <w:lvlJc w:val="left"/>
+      <w:pPr>
+        <w:ind w:left="6840" w:hanging="360"/>
+      </w:pPr>
+      <w:rPr>
+        <w:rFonts w:ascii="Wingdings" w:hAnsi="Wingdings" w:hint="default"/>
+      </w:rPr>
+    </w:lvl>
+  </w:abstractNum>
+  <w:abstractNum w:abstractNumId="1" w15:restartNumberingAfterBreak="0">
     <w:nsid w:val="6CB645CB"/>
     <w:multiLevelType w:val="hybridMultilevel"/>
     <w:tmpl w:val="5A5295AA"/>
@@ -1046,7 +3691,126 @@
       </w:rPr>
     </w:lvl>
   </w:abstractNum>
+  <w:abstractNum w:abstractNumId="2" w15:restartNumberingAfterBreak="0">
+    <w:nsid w:val="7AA4359E"/>
+    <w:multiLevelType w:val="hybridMultilevel"/>
+    <w:tmpl w:val="737A970C"/>
+    <w:lvl w:ilvl="0" w:tplc="04090001">
+      <w:start w:val="1"/>
+      <w:numFmt w:val="bullet"/>
+      <w:lvlText w:val=""/>
+      <w:lvlJc w:val="left"/>
+      <w:pPr>
+        <w:ind w:left="720" w:hanging="360"/>
+      </w:pPr>
+      <w:rPr>
+        <w:rFonts w:ascii="Symbol" w:hAnsi="Symbol" w:hint="default"/>
+      </w:rPr>
+    </w:lvl>
+    <w:lvl w:ilvl="1" w:tplc="04090003">
+      <w:start w:val="1"/>
+      <w:numFmt w:val="bullet"/>
+      <w:lvlText w:val="o"/>
+      <w:lvlJc w:val="left"/>
+      <w:pPr>
+        <w:ind w:left="1440" w:hanging="360"/>
+      </w:pPr>
+      <w:rPr>
+        <w:rFonts w:ascii="Courier New" w:hAnsi="Courier New" w:cs="Courier New" w:hint="default"/>
+      </w:rPr>
+    </w:lvl>
+    <w:lvl w:ilvl="2" w:tplc="04090005" w:tentative="1">
+      <w:start w:val="1"/>
+      <w:numFmt w:val="bullet"/>
+      <w:lvlText w:val=""/>
+      <w:lvlJc w:val="left"/>
+      <w:pPr>
+        <w:ind w:left="2160" w:hanging="360"/>
+      </w:pPr>
+      <w:rPr>
+        <w:rFonts w:ascii="Wingdings" w:hAnsi="Wingdings" w:hint="default"/>
+      </w:rPr>
+    </w:lvl>
+    <w:lvl w:ilvl="3" w:tplc="04090001" w:tentative="1">
+      <w:start w:val="1"/>
+      <w:numFmt w:val="bullet"/>
+      <w:lvlText w:val=""/>
+      <w:lvlJc w:val="left"/>
+      <w:pPr>
+        <w:ind w:left="2880" w:hanging="360"/>
+      </w:pPr>
+      <w:rPr>
+        <w:rFonts w:ascii="Symbol" w:hAnsi="Symbol" w:hint="default"/>
+      </w:rPr>
+    </w:lvl>
+    <w:lvl w:ilvl="4" w:tplc="04090003" w:tentative="1">
+      <w:start w:val="1"/>
+      <w:numFmt w:val="bullet"/>
+      <w:lvlText w:val="o"/>
+      <w:lvlJc w:val="left"/>
+      <w:pPr>
+        <w:ind w:left="3600" w:hanging="360"/>
+      </w:pPr>
+      <w:rPr>
+        <w:rFonts w:ascii="Courier New" w:hAnsi="Courier New" w:cs="Courier New" w:hint="default"/>
+      </w:rPr>
+    </w:lvl>
+    <w:lvl w:ilvl="5" w:tplc="04090005" w:tentative="1">
+      <w:start w:val="1"/>
+      <w:numFmt w:val="bullet"/>
+      <w:lvlText w:val=""/>
+      <w:lvlJc w:val="left"/>
+      <w:pPr>
+        <w:ind w:left="4320" w:hanging="360"/>
+      </w:pPr>
+      <w:rPr>
+        <w:rFonts w:ascii="Wingdings" w:hAnsi="Wingdings" w:hint="default"/>
+      </w:rPr>
+    </w:lvl>
+    <w:lvl w:ilvl="6" w:tplc="04090001" w:tentative="1">
+      <w:start w:val="1"/>
+      <w:numFmt w:val="bullet"/>
+      <w:lvlText w:val=""/>
+      <w:lvlJc w:val="left"/>
+      <w:pPr>
+        <w:ind w:left="5040" w:hanging="360"/>
+      </w:pPr>
+      <w:rPr>
+        <w:rFonts w:ascii="Symbol" w:hAnsi="Symbol" w:hint="default"/>
+      </w:rPr>
+    </w:lvl>
+    <w:lvl w:ilvl="7" w:tplc="04090003" w:tentative="1">
+      <w:start w:val="1"/>
+      <w:numFmt w:val="bullet"/>
+      <w:lvlText w:val="o"/>
+      <w:lvlJc w:val="left"/>
+      <w:pPr>
+        <w:ind w:left="5760" w:hanging="360"/>
+      </w:pPr>
+      <w:rPr>
+        <w:rFonts w:ascii="Courier New" w:hAnsi="Courier New" w:cs="Courier New" w:hint="default"/>
+      </w:rPr>
+    </w:lvl>
+    <w:lvl w:ilvl="8" w:tplc="04090005" w:tentative="1">
+      <w:start w:val="1"/>
+      <w:numFmt w:val="bullet"/>
+      <w:lvlText w:val=""/>
+      <w:lvlJc w:val="left"/>
+      <w:pPr>
+        <w:ind w:left="6480" w:hanging="360"/>
+      </w:pPr>
+      <w:rPr>
+        <w:rFonts w:ascii="Wingdings" w:hAnsi="Wingdings" w:hint="default"/>
+      </w:rPr>
+    </w:lvl>
+  </w:abstractNum>
   <w:num w:numId="1">
+    <w:abstractNumId w:val="1"/>
+  </w:num>
+  <w:num w:numId="2">
+    <w:abstractNumId w:val="2"/>
+  </w:num>
+  <w:num w:numId="3">
     <w:abstractNumId w:val="0"/>
   </w:num>
 </w:numbering>
@@ -1484,6 +4248,29 @@
       <w:contextualSpacing/>
     </w:pPr>
   </w:style>
+  <w:style w:type="character" w:styleId="Hyperlink">
+    <w:name w:val="Hyperlink"/>
+    <w:basedOn w:val="DefaultParagraphFont"/>
+    <w:uiPriority w:val="99"/>
+    <w:unhideWhenUsed/>
+    <w:rsid w:val="000D7C24"/>
+    <w:rPr>
+      <w:color w:val="0563C1" w:themeColor="hyperlink"/>
+      <w:u w:val="single"/>
+    </w:rPr>
+  </w:style>
+  <w:style w:type="character" w:styleId="FollowedHyperlink">
+    <w:name w:val="FollowedHyperlink"/>
+    <w:basedOn w:val="DefaultParagraphFont"/>
+    <w:uiPriority w:val="99"/>
+    <w:semiHidden/>
+    <w:unhideWhenUsed/>
+    <w:rsid w:val="003E2A9E"/>
+    <w:rPr>
+      <w:color w:val="954F72" w:themeColor="followedHyperlink"/>
+      <w:u w:val="single"/>
+    </w:rPr>
+  </w:style>
 </w:styles>
 </file>
 
@@ -1746,4 +4533,16 @@
     </a:ext>
   </a:extLst>
 </a:theme>
+</file>
+
+<file path=customXml/item1.xml><?xml version="1.0" encoding="utf-8"?>
+<b:Sources xmlns:b="http://schemas.openxmlformats.org/officeDocument/2006/bibliography" xmlns="http://schemas.openxmlformats.org/officeDocument/2006/bibliography" SelectedStyle="\APASixthEditionOfficeOnline.xsl" StyleName="APA" Version="6"/>
+</file>
+
+<file path=customXml/itemProps1.xml><?xml version="1.0" encoding="utf-8"?>
+<ds:datastoreItem xmlns:ds="http://schemas.openxmlformats.org/officeDocument/2006/customXml" ds:itemID="{88899878-830D-4467-A3B5-B73740D13AC4}">
+  <ds:schemaRefs>
+    <ds:schemaRef ds:uri="http://schemas.openxmlformats.org/officeDocument/2006/bibliography"/>
+  </ds:schemaRefs>
+</ds:datastoreItem>
 </file>